--- a/Documents/Procedure/Procedure_Installation_Projet.docx
+++ b/Documents/Procedure/Procedure_Installation_Projet.docx
@@ -6,10 +6,10 @@
       <mc:Choice Requires="v"/>
       <mc:Fallback>
         <w:drawing>
-          <wp:inline distT="0" distB="0" distL="0" distR="0" wp14:anchorId="02489540" wp14:editId="359262E3">
+          <wp:inline distT="0" distB="0" distL="0" distR="0" wp14:anchorId="363A4E19" wp14:editId="75D2E614">
             <wp:extent cx="635" cy="635"/>
             <wp:effectExtent l="0" t="0" r="0" b="0"/>
-            <wp:docPr id="1383127714" name="Rectangle 1">
+            <wp:docPr id="300231369" name="Rectangle 1">
               <a:extLst xmlns:a="http://purl.oclc.org/ooxml/drawingml/main">
                 <a:ext uri="{A998136B-4AC2-44c3-8CCF-79AB77ABDD1D}">
                   <a15:backgroundPr xmlns:a15="http://schemas.microsoft.com/office/drawing/2012/main" bwMode="white" bwPure="auto" bwNormal="auto" targetScreenSize="1024x768"/>
@@ -60,8 +60,9 @@
   <w:body>
     <w:p>
       <w:pPr>
-        <w:jc w:val="both"/>
-        <w:rPr>
+        <w:jc w:val="center"/>
+        <w:rPr>
+          <w:rFonts w:ascii="Poppins" w:hAnsi="Poppins" w:cs="Poppins"/>
           <w:b/>
           <w:bCs/>
           <w:sz w:val="44"/>
@@ -78,13 +79,13 @@
           <w:szCs w:val="44"/>
         </w:rPr>
         <w:drawing>
-          <wp:anchor distT="0" distB="0" distL="114300" distR="114300" simplePos="0" relativeHeight="251659264" behindDoc="0" locked="0" layoutInCell="1" allowOverlap="1" wp14:anchorId="236D971F" wp14:editId="2DE5B78A">
+          <wp:anchor distT="0" distB="0" distL="114300" distR="114300" simplePos="0" relativeHeight="251659264" behindDoc="0" locked="0" layoutInCell="1" allowOverlap="1" wp14:anchorId="236D971F" wp14:editId="608DB424">
             <wp:simplePos x="0" y="0"/>
             <wp:positionH relativeFrom="margin">
               <wp:align>left</wp:align>
             </wp:positionH>
             <wp:positionV relativeFrom="paragraph">
-              <wp:posOffset>201295</wp:posOffset>
+              <wp:posOffset>1270</wp:posOffset>
             </wp:positionV>
             <wp:extent cx="1019175" cy="1019175"/>
             <wp:effectExtent l="0" t="0" r="9525" b="0"/>
@@ -134,49 +135,50 @@
           </wp:anchor>
         </w:drawing>
       </w:r>
-    </w:p>
-    <w:p>
-      <w:pPr>
-        <w:jc w:val="center"/>
-        <w:rPr>
+      <w:r>
+        <w:rPr>
+          <w:rFonts w:ascii="Poppins" w:hAnsi="Poppins" w:cs="Poppins"/>
           <w:b/>
           <w:bCs/>
           <w:sz w:val="44"/>
           <w:szCs w:val="44"/>
         </w:rPr>
-      </w:pPr>
-      <w:r>
-        <w:rPr>
+        <w:t>P</w:t>
+      </w:r>
+      <w:r>
+        <w:rPr>
+          <w:rFonts w:ascii="Poppins" w:hAnsi="Poppins" w:cs="Poppins"/>
           <w:b/>
           <w:bCs/>
           <w:sz w:val="44"/>
           <w:szCs w:val="44"/>
         </w:rPr>
-        <w:t>P</w:t>
-      </w:r>
-      <w:r>
-        <w:rPr>
+        <w:t>ROCÉDURE POUR INSTALLER LE PROJET</w:t>
+      </w:r>
+    </w:p>
+    <w:p>
+      <w:pPr>
+        <w:jc w:val="both"/>
+        <w:rPr>
+          <w:rFonts w:ascii="Poppins" w:hAnsi="Poppins" w:cs="Poppins"/>
           <w:b/>
           <w:bCs/>
           <w:sz w:val="44"/>
           <w:szCs w:val="44"/>
         </w:rPr>
-        <w:t>ROCÉDURE POUR INSTALLER LE PROJET</w:t>
-      </w:r>
-    </w:p>
-    <w:p>
-      <w:pPr>
-        <w:jc w:val="both"/>
-        <w:rPr>
-          <w:b/>
-          <w:bCs/>
-          <w:sz w:val="44"/>
-          <w:szCs w:val="44"/>
-        </w:rPr>
       </w:pPr>
     </w:p>
     <w:sdt>
       <w:sdtPr>
+        <w:rPr>
+          <w:rFonts w:ascii="Poppins" w:eastAsiaTheme="minorHAnsi" w:hAnsi="Poppins" w:cs="Poppins"/>
+          <w:color w:val="112250"/>
+          <w:kern w:val="2"/>
+          <w:sz w:val="24"/>
+          <w:szCs w:val="24"/>
+          <w:lang w:eastAsia="en-US"/>
+          <w14:ligatures w14:val="standardContextual"/>
+        </w:rPr>
         <w:id w:val="-977985594"/>
         <w:docPartObj>
           <w:docPartGallery w:val="Table of Contents"/>
@@ -185,15 +187,8 @@
       </w:sdtPr>
       <w:sdtEndPr>
         <w:rPr>
-          <w:rFonts w:asciiTheme="minorHAnsi" w:eastAsiaTheme="minorHAnsi" w:hAnsiTheme="minorHAnsi" w:cstheme="minorBidi"/>
           <w:b/>
           <w:bCs/>
-          <w:color w:val="112250"/>
-          <w:kern w:val="2"/>
-          <w:sz w:val="24"/>
-          <w:szCs w:val="24"/>
-          <w:lang w:eastAsia="en-US"/>
-          <w14:ligatures w14:val="standardContextual"/>
         </w:rPr>
       </w:sdtEndPr>
       <w:sdtContent>
@@ -201,6 +196,7 @@
           <w:pPr>
             <w:pStyle w:val="En-ttedetabledesmatires"/>
             <w:rPr>
+              <w:rFonts w:ascii="Poppins" w:hAnsi="Poppins" w:cs="Poppins"/>
               <w:b/>
               <w:bCs/>
               <w:color w:val="112250"/>
@@ -208,6 +204,7 @@
           </w:pPr>
           <w:r>
             <w:rPr>
+              <w:rFonts w:ascii="Poppins" w:hAnsi="Poppins" w:cs="Poppins"/>
               <w:b/>
               <w:bCs/>
               <w:color w:val="112250"/>
@@ -222,31 +219,42 @@
               <w:tab w:val="end" w:leader="dot" w:pos="453.10pt"/>
             </w:tabs>
             <w:rPr>
-              <w:rFonts w:eastAsiaTheme="minorEastAsia"/>
+              <w:rFonts w:ascii="Poppins" w:eastAsiaTheme="minorEastAsia" w:hAnsi="Poppins" w:cs="Poppins"/>
               <w:noProof/>
               <w:color w:val="auto"/>
               <w:lang w:eastAsia="fr-FR"/>
             </w:rPr>
           </w:pPr>
           <w:r>
+            <w:rPr>
+              <w:rFonts w:ascii="Poppins" w:hAnsi="Poppins" w:cs="Poppins"/>
+            </w:rPr>
             <w:fldChar w:fldCharType="begin"/>
           </w:r>
           <w:r>
+            <w:rPr>
+              <w:rFonts w:ascii="Poppins" w:hAnsi="Poppins" w:cs="Poppins"/>
+            </w:rPr>
             <w:instrText xml:space="preserve"> TOC \o "1-3" \h \z \u </w:instrText>
           </w:r>
           <w:r>
+            <w:rPr>
+              <w:rFonts w:ascii="Poppins" w:hAnsi="Poppins" w:cs="Poppins"/>
+            </w:rPr>
             <w:fldChar w:fldCharType="separate"/>
           </w:r>
           <w:hyperlink w:anchor="_Toc223110927" w:history="1">
             <w:r>
               <w:rPr>
                 <w:rStyle w:val="Lienhypertexte"/>
+                <w:rFonts w:ascii="Poppins" w:hAnsi="Poppins" w:cs="Poppins"/>
                 <w:noProof/>
               </w:rPr>
               <w:t>Introduction</w:t>
             </w:r>
             <w:r>
               <w:rPr>
+                <w:rFonts w:ascii="Poppins" w:hAnsi="Poppins" w:cs="Poppins"/>
                 <w:noProof/>
                 <w:webHidden/>
               </w:rPr>
@@ -254,6 +262,7 @@
             </w:r>
             <w:r>
               <w:rPr>
+                <w:rFonts w:ascii="Poppins" w:hAnsi="Poppins" w:cs="Poppins"/>
                 <w:noProof/>
                 <w:webHidden/>
               </w:rPr>
@@ -261,6 +270,7 @@
             </w:r>
             <w:r>
               <w:rPr>
+                <w:rFonts w:ascii="Poppins" w:hAnsi="Poppins" w:cs="Poppins"/>
                 <w:noProof/>
                 <w:webHidden/>
               </w:rPr>
@@ -268,12 +278,14 @@
             </w:r>
             <w:r>
               <w:rPr>
+                <w:rFonts w:ascii="Poppins" w:hAnsi="Poppins" w:cs="Poppins"/>
                 <w:noProof/>
                 <w:webHidden/>
               </w:rPr>
             </w:r>
             <w:r>
               <w:rPr>
+                <w:rFonts w:ascii="Poppins" w:hAnsi="Poppins" w:cs="Poppins"/>
                 <w:noProof/>
                 <w:webHidden/>
               </w:rPr>
@@ -281,6 +293,7 @@
             </w:r>
             <w:r>
               <w:rPr>
+                <w:rFonts w:ascii="Poppins" w:hAnsi="Poppins" w:cs="Poppins"/>
                 <w:noProof/>
                 <w:webHidden/>
               </w:rPr>
@@ -288,6 +301,7 @@
             </w:r>
             <w:r>
               <w:rPr>
+                <w:rFonts w:ascii="Poppins" w:hAnsi="Poppins" w:cs="Poppins"/>
                 <w:noProof/>
                 <w:webHidden/>
               </w:rPr>
@@ -302,7 +316,7 @@
               <w:tab w:val="end" w:leader="dot" w:pos="453.10pt"/>
             </w:tabs>
             <w:rPr>
-              <w:rFonts w:eastAsiaTheme="minorEastAsia"/>
+              <w:rFonts w:ascii="Poppins" w:eastAsiaTheme="minorEastAsia" w:hAnsi="Poppins" w:cs="Poppins"/>
               <w:noProof/>
               <w:color w:val="auto"/>
               <w:lang w:eastAsia="fr-FR"/>
@@ -312,12 +326,14 @@
             <w:r>
               <w:rPr>
                 <w:rStyle w:val="Lienhypertexte"/>
+                <w:rFonts w:ascii="Poppins" w:hAnsi="Poppins" w:cs="Poppins"/>
                 <w:noProof/>
               </w:rPr>
               <w:t>Installation</w:t>
             </w:r>
             <w:r>
               <w:rPr>
+                <w:rFonts w:ascii="Poppins" w:hAnsi="Poppins" w:cs="Poppins"/>
                 <w:noProof/>
                 <w:webHidden/>
               </w:rPr>
@@ -325,6 +341,7 @@
             </w:r>
             <w:r>
               <w:rPr>
+                <w:rFonts w:ascii="Poppins" w:hAnsi="Poppins" w:cs="Poppins"/>
                 <w:noProof/>
                 <w:webHidden/>
               </w:rPr>
@@ -332,6 +349,7 @@
             </w:r>
             <w:r>
               <w:rPr>
+                <w:rFonts w:ascii="Poppins" w:hAnsi="Poppins" w:cs="Poppins"/>
                 <w:noProof/>
                 <w:webHidden/>
               </w:rPr>
@@ -339,12 +357,14 @@
             </w:r>
             <w:r>
               <w:rPr>
+                <w:rFonts w:ascii="Poppins" w:hAnsi="Poppins" w:cs="Poppins"/>
                 <w:noProof/>
                 <w:webHidden/>
               </w:rPr>
             </w:r>
             <w:r>
               <w:rPr>
+                <w:rFonts w:ascii="Poppins" w:hAnsi="Poppins" w:cs="Poppins"/>
                 <w:noProof/>
                 <w:webHidden/>
               </w:rPr>
@@ -352,6 +372,7 @@
             </w:r>
             <w:r>
               <w:rPr>
+                <w:rFonts w:ascii="Poppins" w:hAnsi="Poppins" w:cs="Poppins"/>
                 <w:noProof/>
                 <w:webHidden/>
               </w:rPr>
@@ -359,6 +380,7 @@
             </w:r>
             <w:r>
               <w:rPr>
+                <w:rFonts w:ascii="Poppins" w:hAnsi="Poppins" w:cs="Poppins"/>
                 <w:noProof/>
                 <w:webHidden/>
               </w:rPr>
@@ -367,8 +389,14 @@
           </w:hyperlink>
         </w:p>
         <w:p>
+          <w:pPr>
+            <w:rPr>
+              <w:rFonts w:ascii="Poppins" w:hAnsi="Poppins" w:cs="Poppins"/>
+            </w:rPr>
+          </w:pPr>
           <w:r>
             <w:rPr>
+              <w:rFonts w:ascii="Poppins" w:hAnsi="Poppins" w:cs="Poppins"/>
               <w:b/>
               <w:bCs/>
             </w:rPr>
@@ -381,9 +409,15 @@
       <w:pPr>
         <w:pStyle w:val="Titre2"/>
         <w:jc w:val="both"/>
+        <w:rPr>
+          <w:rFonts w:ascii="Poppins" w:hAnsi="Poppins" w:cs="Poppins"/>
+        </w:rPr>
       </w:pPr>
       <w:bookmarkStart w:id="0" w:name="_Toc223110927"/>
       <w:r>
+        <w:rPr>
+          <w:rFonts w:ascii="Poppins" w:hAnsi="Poppins" w:cs="Poppins"/>
+        </w:rPr>
         <w:t>Introduction</w:t>
       </w:r>
       <w:bookmarkEnd w:id="0"/>
@@ -391,36 +425,60 @@
     <w:p>
       <w:pPr>
         <w:jc w:val="both"/>
-      </w:pPr>
-    </w:p>
-    <w:p>
-      <w:pPr>
-        <w:jc w:val="both"/>
-      </w:pPr>
-      <w:r>
+        <w:rPr>
+          <w:rFonts w:ascii="Poppins" w:hAnsi="Poppins" w:cs="Poppins"/>
+        </w:rPr>
+      </w:pPr>
+    </w:p>
+    <w:p>
+      <w:pPr>
+        <w:jc w:val="both"/>
+        <w:rPr>
+          <w:rFonts w:ascii="Poppins" w:hAnsi="Poppins" w:cs="Poppins"/>
+        </w:rPr>
+      </w:pPr>
+      <w:r>
+        <w:rPr>
+          <w:rFonts w:ascii="Poppins" w:hAnsi="Poppins" w:cs="Poppins"/>
+        </w:rPr>
         <w:t>Dans cette procédure vous saurez comment installer proprement le projet dans le bon dossier de WampServer de manière à que vous puissiez suivre facilement toutes les étapes.</w:t>
       </w:r>
     </w:p>
     <w:p>
       <w:pPr>
         <w:jc w:val="both"/>
-      </w:pPr>
-      <w:r>
+        <w:rPr>
+          <w:rFonts w:ascii="Poppins" w:hAnsi="Poppins" w:cs="Poppins"/>
+        </w:rPr>
+      </w:pPr>
+      <w:r>
+        <w:rPr>
+          <w:rFonts w:ascii="Poppins" w:hAnsi="Poppins" w:cs="Poppins"/>
+        </w:rPr>
         <w:t>Si cette étape n’est pas faite correctement, vous aurez des problèmes pour lancer le projet, ce pourquoi nous faisons une procédure rien que pour cette partie.</w:t>
       </w:r>
     </w:p>
     <w:p>
       <w:pPr>
         <w:jc w:val="both"/>
+        <w:rPr>
+          <w:rFonts w:ascii="Poppins" w:hAnsi="Poppins" w:cs="Poppins"/>
+        </w:rPr>
       </w:pPr>
     </w:p>
     <w:p>
       <w:pPr>
         <w:pStyle w:val="Titre2"/>
         <w:jc w:val="both"/>
+        <w:rPr>
+          <w:rFonts w:ascii="Poppins" w:hAnsi="Poppins" w:cs="Poppins"/>
+        </w:rPr>
       </w:pPr>
       <w:bookmarkStart w:id="1" w:name="_Toc223110928"/>
       <w:r>
+        <w:rPr>
+          <w:rFonts w:ascii="Poppins" w:hAnsi="Poppins" w:cs="Poppins"/>
+        </w:rPr>
         <w:t>Installation</w:t>
       </w:r>
       <w:bookmarkEnd w:id="1"/>
@@ -428,44 +486,142 @@
     <w:p>
       <w:pPr>
         <w:jc w:val="both"/>
-      </w:pPr>
-    </w:p>
-    <w:p>
-      <w:pPr>
-        <w:jc w:val="both"/>
-      </w:pPr>
-      <w:r>
+        <w:rPr>
+          <w:rFonts w:ascii="Poppins" w:hAnsi="Poppins" w:cs="Poppins"/>
+        </w:rPr>
+      </w:pPr>
+    </w:p>
+    <w:p>
+      <w:pPr>
+        <w:jc w:val="both"/>
+        <w:rPr>
+          <w:rFonts w:ascii="Poppins" w:hAnsi="Poppins" w:cs="Poppins"/>
+        </w:rPr>
+      </w:pPr>
+      <w:r>
+        <w:rPr>
+          <w:rFonts w:ascii="Poppins" w:hAnsi="Poppins" w:cs="Poppins"/>
+        </w:rPr>
         <w:t xml:space="preserve">Pour installer, il vous faut être sur la page GitHub de notre projet via le lien suivant : </w:t>
       </w:r>
       <w:hyperlink r:id="rId8" w:history="1">
         <w:r>
           <w:rPr>
             <w:rStyle w:val="Lienhypertexte"/>
+            <w:rFonts w:ascii="Poppins" w:hAnsi="Poppins" w:cs="Poppins"/>
           </w:rPr>
-          <w:t>cliquez</w:t>
-        </w:r>
-        <w:r>
-          <w:rPr>
-            <w:rStyle w:val="Lienhypertexte"/>
-          </w:rPr>
-          <w:t xml:space="preserve"> </w:t>
-        </w:r>
-        <w:r>
-          <w:rPr>
-            <w:rStyle w:val="Lienhypertexte"/>
-          </w:rPr>
-          <w:t>ici</w:t>
+          <w:t>cliquez ici</w:t>
         </w:r>
       </w:hyperlink>
-      <w:r>
+    </w:p>
+    <w:p>
+      <w:pPr>
+        <w:jc w:val="both"/>
+        <w:rPr>
+          <w:rFonts w:ascii="Poppins" w:hAnsi="Poppins" w:cs="Poppins"/>
+          <w:b/>
+          <w:bCs/>
+        </w:rPr>
+      </w:pPr>
+      <w:r>
+        <w:rPr>
+          <w:rFonts w:ascii="Poppins" w:hAnsi="Poppins" w:cs="Poppins"/>
+        </w:rPr>
         <w:br/>
       </w:r>
       <w:r>
+        <w:rPr>
+          <w:rFonts w:ascii="Poppins" w:hAnsi="Poppins" w:cs="Poppins"/>
+          <w:b/>
+          <w:bCs/>
+        </w:rPr>
+        <w:t>Attention : Vérifie</w:t>
+      </w:r>
+      <w:r>
+        <w:rPr>
+          <w:rFonts w:ascii="Poppins" w:hAnsi="Poppins" w:cs="Poppins"/>
+          <w:b/>
+          <w:bCs/>
+        </w:rPr>
+        <w:t>z</w:t>
+      </w:r>
+      <w:r>
+        <w:rPr>
+          <w:rFonts w:ascii="Poppins" w:hAnsi="Poppins" w:cs="Poppins"/>
+          <w:b/>
+          <w:bCs/>
+        </w:rPr>
+        <w:t xml:space="preserve"> que vous êtes bien sur la banche « main ».</w:t>
+      </w:r>
+    </w:p>
+    <w:p>
+      <w:pPr>
+        <w:jc w:val="both"/>
+        <w:rPr>
+          <w:rFonts w:ascii="Poppins" w:hAnsi="Poppins" w:cs="Poppins"/>
+          <w:b/>
+          <w:bCs/>
+        </w:rPr>
+      </w:pPr>
+      <w:r>
+        <w:rPr>
+          <w:rFonts w:ascii="Poppins" w:hAnsi="Poppins" w:cs="Poppins"/>
+          <w:noProof/>
+        </w:rPr>
         <w:lastRenderedPageBreak/>
+        <w:drawing>
+          <wp:inline distT="0" distB="0" distL="0" distR="0" wp14:anchorId="5C284616" wp14:editId="2215E5A4">
+            <wp:extent cx="5760720" cy="2322830"/>
+            <wp:effectExtent l="0" t="0" r="0" b="1270"/>
+            <wp:docPr id="684610922" name="Image 1" descr="Une image contenant texte, capture d’écran, logiciel, Icône d’ordinateur&#10;&#10;Le contenu généré par l’IA peut être incorrect."/>
+            <wp:cNvGraphicFramePr>
+              <a:graphicFrameLocks xmlns:a="http://purl.oclc.org/ooxml/drawingml/main" noChangeAspect="1"/>
+            </wp:cNvGraphicFramePr>
+            <a:graphic xmlns:a="http://purl.oclc.org/ooxml/drawingml/main">
+              <a:graphicData uri="http://purl.oclc.org/ooxml/drawingml/picture">
+                <pic:pic xmlns:pic="http://purl.oclc.org/ooxml/drawingml/picture">
+                  <pic:nvPicPr>
+                    <pic:cNvPr id="684610922" name="Image 1" descr="Une image contenant texte, capture d’écran, logiciel, Icône d’ordinateur&#10;&#10;Le contenu généré par l’IA peut être incorrect."/>
+                    <pic:cNvPicPr/>
+                  </pic:nvPicPr>
+                  <pic:blipFill>
+                    <a:blip r:embed="rId9"/>
+                    <a:stretch>
+                      <a:fillRect/>
+                    </a:stretch>
+                  </pic:blipFill>
+                  <pic:spPr>
+                    <a:xfrm>
+                      <a:off x="0" y="0"/>
+                      <a:ext cx="5760720" cy="2322830"/>
+                    </a:xfrm>
+                    <a:prstGeom prst="rect">
+                      <a:avLst/>
+                    </a:prstGeom>
+                  </pic:spPr>
+                </pic:pic>
+              </a:graphicData>
+            </a:graphic>
+          </wp:inline>
+        </w:drawing>
+      </w:r>
+    </w:p>
+    <w:p>
+      <w:pPr>
+        <w:jc w:val="both"/>
+        <w:rPr>
+          <w:rFonts w:ascii="Poppins" w:hAnsi="Poppins" w:cs="Poppins"/>
+        </w:rPr>
+      </w:pPr>
+      <w:r>
+        <w:rPr>
+          <w:rFonts w:ascii="Poppins" w:hAnsi="Poppins" w:cs="Poppins"/>
+        </w:rPr>
         <w:br/>
       </w:r>
       <w:r>
         <w:rPr>
+          <w:rFonts w:ascii="Poppins" w:hAnsi="Poppins" w:cs="Poppins"/>
           <w:noProof/>
         </w:rPr>
         <w:drawing>
@@ -484,7 +640,7 @@
                     <pic:cNvPicPr/>
                   </pic:nvPicPr>
                   <pic:blipFill>
-                    <a:blip r:embed="rId9"/>
+                    <a:blip r:embed="rId10"/>
                     <a:stretch>
                       <a:fillRect/>
                     </a:stretch>
@@ -508,11 +664,16 @@
     <w:p>
       <w:pPr>
         <w:jc w:val="both"/>
-      </w:pPr>
-      <w:r>
-        <w:rPr>
+        <w:rPr>
+          <w:rFonts w:ascii="Poppins" w:hAnsi="Poppins" w:cs="Poppins"/>
+        </w:rPr>
+      </w:pPr>
+      <w:r>
+        <w:rPr>
+          <w:rFonts w:ascii="Poppins" w:hAnsi="Poppins" w:cs="Poppins"/>
           <w:noProof/>
         </w:rPr>
+        <w:lastRenderedPageBreak/>
         <w:drawing>
           <wp:inline distT="0" distB="0" distL="0" distR="0" wp14:anchorId="7239C15D" wp14:editId="31520A64">
             <wp:extent cx="5760720" cy="4105910"/>
@@ -529,7 +690,7 @@
                     <pic:cNvPicPr/>
                   </pic:nvPicPr>
                   <pic:blipFill>
-                    <a:blip r:embed="rId10"/>
+                    <a:blip r:embed="rId11"/>
                     <a:stretch>
                       <a:fillRect/>
                     </a:stretch>
@@ -553,12 +714,15 @@
     <w:p>
       <w:pPr>
         <w:jc w:val="both"/>
-      </w:pPr>
-      <w:r>
-        <w:rPr>
+        <w:rPr>
+          <w:rFonts w:ascii="Poppins" w:hAnsi="Poppins" w:cs="Poppins"/>
+        </w:rPr>
+      </w:pPr>
+      <w:r>
+        <w:rPr>
+          <w:rFonts w:ascii="Poppins" w:hAnsi="Poppins" w:cs="Poppins"/>
           <w:noProof/>
         </w:rPr>
-        <w:lastRenderedPageBreak/>
         <w:drawing>
           <wp:inline distT="0" distB="0" distL="0" distR="0" wp14:anchorId="6A8104C8" wp14:editId="2698D8F4">
             <wp:extent cx="5760720" cy="4204970"/>
@@ -575,7 +739,7 @@
                     <pic:cNvPicPr/>
                   </pic:nvPicPr>
                   <pic:blipFill>
-                    <a:blip r:embed="rId11"/>
+                    <a:blip r:embed="rId12"/>
                     <a:stretch>
                       <a:fillRect/>
                     </a:stretch>
@@ -599,11 +763,16 @@
     <w:p>
       <w:pPr>
         <w:jc w:val="both"/>
-      </w:pPr>
-      <w:r>
-        <w:rPr>
+        <w:rPr>
+          <w:rFonts w:ascii="Poppins" w:hAnsi="Poppins" w:cs="Poppins"/>
+        </w:rPr>
+      </w:pPr>
+      <w:r>
+        <w:rPr>
+          <w:rFonts w:ascii="Poppins" w:hAnsi="Poppins" w:cs="Poppins"/>
           <w:noProof/>
         </w:rPr>
+        <w:lastRenderedPageBreak/>
         <w:drawing>
           <wp:inline distT="0" distB="0" distL="0" distR="0" wp14:anchorId="054B70FA" wp14:editId="2C99D06A">
             <wp:extent cx="5760720" cy="4451985"/>
@@ -620,7 +789,7 @@
                     <pic:cNvPicPr/>
                   </pic:nvPicPr>
                   <pic:blipFill>
-                    <a:blip r:embed="rId12"/>
+                    <a:blip r:embed="rId13"/>
                     <a:stretch>
                       <a:fillRect/>
                     </a:stretch>
@@ -644,9 +813,13 @@
     <w:p>
       <w:pPr>
         <w:jc w:val="both"/>
-      </w:pPr>
-      <w:r>
-        <w:rPr>
+        <w:rPr>
+          <w:rFonts w:ascii="Poppins" w:hAnsi="Poppins" w:cs="Poppins"/>
+        </w:rPr>
+      </w:pPr>
+      <w:r>
+        <w:rPr>
+          <w:rFonts w:ascii="Poppins" w:hAnsi="Poppins" w:cs="Poppins"/>
           <w:noProof/>
         </w:rPr>
         <w:lastRenderedPageBreak/>
@@ -666,7 +839,7 @@
                     <pic:cNvPicPr/>
                   </pic:nvPicPr>
                   <pic:blipFill>
-                    <a:blip r:embed="rId13"/>
+                    <a:blip r:embed="rId14"/>
                     <a:stretch>
                       <a:fillRect/>
                     </a:stretch>
@@ -690,9 +863,13 @@
     <w:p>
       <w:pPr>
         <w:jc w:val="both"/>
-      </w:pPr>
-      <w:r>
-        <w:rPr>
+        <w:rPr>
+          <w:rFonts w:ascii="Poppins" w:hAnsi="Poppins" w:cs="Poppins"/>
+        </w:rPr>
+      </w:pPr>
+      <w:r>
+        <w:rPr>
+          <w:rFonts w:ascii="Poppins" w:hAnsi="Poppins" w:cs="Poppins"/>
           <w:noProof/>
         </w:rPr>
         <w:lastRenderedPageBreak/>
@@ -712,7 +889,7 @@
                     <pic:cNvPicPr/>
                   </pic:nvPicPr>
                   <pic:blipFill>
-                    <a:blip r:embed="rId14"/>
+                    <a:blip r:embed="rId15"/>
                     <a:stretch>
                       <a:fillRect/>
                     </a:stretch>
@@ -736,9 +913,13 @@
     <w:p>
       <w:pPr>
         <w:jc w:val="both"/>
-      </w:pPr>
-      <w:r>
-        <w:rPr>
+        <w:rPr>
+          <w:rFonts w:ascii="Poppins" w:hAnsi="Poppins" w:cs="Poppins"/>
+        </w:rPr>
+      </w:pPr>
+      <w:r>
+        <w:rPr>
+          <w:rFonts w:ascii="Poppins" w:hAnsi="Poppins" w:cs="Poppins"/>
           <w:noProof/>
         </w:rPr>
         <w:drawing>
@@ -757,7 +938,7 @@
                     <pic:cNvPicPr/>
                   </pic:nvPicPr>
                   <pic:blipFill>
-                    <a:blip r:embed="rId15"/>
+                    <a:blip r:embed="rId16"/>
                     <a:stretch>
                       <a:fillRect/>
                     </a:stretch>
@@ -781,9 +962,13 @@
     <w:p>
       <w:pPr>
         <w:jc w:val="both"/>
-      </w:pPr>
-      <w:r>
-        <w:rPr>
+        <w:rPr>
+          <w:rFonts w:ascii="Poppins" w:hAnsi="Poppins" w:cs="Poppins"/>
+        </w:rPr>
+      </w:pPr>
+      <w:r>
+        <w:rPr>
+          <w:rFonts w:ascii="Poppins" w:hAnsi="Poppins" w:cs="Poppins"/>
           <w:noProof/>
         </w:rPr>
         <w:lastRenderedPageBreak/>
@@ -803,7 +988,7 @@
                     <pic:cNvPicPr/>
                   </pic:nvPicPr>
                   <pic:blipFill>
-                    <a:blip r:embed="rId16"/>
+                    <a:blip r:embed="rId17"/>
                     <a:stretch>
                       <a:fillRect/>
                     </a:stretch>
@@ -827,17 +1012,22 @@
     <w:p>
       <w:pPr>
         <w:jc w:val="both"/>
-      </w:pPr>
-      <w:r>
-        <w:rPr>
+        <w:rPr>
+          <w:rFonts w:ascii="Poppins" w:hAnsi="Poppins" w:cs="Poppins"/>
+        </w:rPr>
+      </w:pPr>
+      <w:r>
+        <w:rPr>
+          <w:rFonts w:ascii="Poppins" w:hAnsi="Poppins" w:cs="Poppins"/>
           <w:noProof/>
         </w:rPr>
         <w:t xml:space="preserve">Ensuite accéder à la page d’accueil de WampServer en en allant sur « localhost » sur votre navigateur ou en cliquant via le lien suivant : </w:t>
       </w:r>
-      <w:hyperlink r:id="rId17" w:history="1">
+      <w:hyperlink r:id="rId18" w:history="1">
         <w:r>
           <w:rPr>
             <w:rStyle w:val="Lienhypertexte"/>
+            <w:rFonts w:ascii="Poppins" w:hAnsi="Poppins" w:cs="Poppins"/>
             <w:noProof/>
           </w:rPr>
           <w:t>Accueil WAMPSERVER</w:t>
@@ -845,18 +1035,21 @@
       </w:hyperlink>
       <w:r>
         <w:rPr>
+          <w:rFonts w:ascii="Poppins" w:hAnsi="Poppins" w:cs="Poppins"/>
           <w:noProof/>
         </w:rPr>
         <w:br/>
       </w:r>
       <w:r>
         <w:rPr>
+          <w:rFonts w:ascii="Poppins" w:hAnsi="Poppins" w:cs="Poppins"/>
           <w:noProof/>
         </w:rPr>
         <w:br/>
       </w:r>
       <w:r>
         <w:rPr>
+          <w:rFonts w:ascii="Poppins" w:hAnsi="Poppins" w:cs="Poppins"/>
           <w:noProof/>
         </w:rPr>
         <w:drawing>
@@ -875,7 +1068,7 @@
                     <pic:cNvPicPr/>
                   </pic:nvPicPr>
                   <pic:blipFill>
-                    <a:blip r:embed="rId18"/>
+                    <a:blip r:embed="rId19"/>
                     <a:stretch>
                       <a:fillRect/>
                     </a:stretch>
@@ -897,41 +1090,64 @@
       </w:r>
       <w:r>
         <w:rPr>
+          <w:rFonts w:ascii="Poppins" w:hAnsi="Poppins" w:cs="Poppins"/>
           <w:noProof/>
         </w:rPr>
-        <w:t>Comme vous pouvez le voir, le dossier du projet est bien présent « SAE_SITE_ENCHERE-main » mais pour pouvoir accéder à l’application il faut activer une dernière chose sur WampServer.</w:t>
-      </w:r>
-      <w:r>
-        <w:rPr>
+        <w:t xml:space="preserve">Comme vous pouvez le voir, le dossier du projet est bien présent </w:t>
+      </w:r>
+      <w:r>
+        <w:rPr>
+          <w:rFonts w:ascii="Poppins" w:hAnsi="Poppins" w:cs="Poppins"/>
           <w:noProof/>
         </w:rPr>
+        <w:lastRenderedPageBreak/>
+        <w:t>« SAE_SITE_ENCHERE-main » mais pour pouvoir accéder à l’application il faut activer une dernière chose sur WampServer.</w:t>
+      </w:r>
+      <w:r>
+        <w:rPr>
+          <w:rFonts w:ascii="Poppins" w:hAnsi="Poppins" w:cs="Poppins"/>
+          <w:noProof/>
+        </w:rPr>
         <w:br/>
       </w:r>
       <w:r>
         <w:rPr>
+          <w:rFonts w:ascii="Poppins" w:hAnsi="Poppins" w:cs="Poppins"/>
           <w:noProof/>
         </w:rPr>
-        <w:lastRenderedPageBreak/>
         <w:br/>
       </w:r>
       <w:r>
+        <w:rPr>
+          <w:rFonts w:ascii="Poppins" w:hAnsi="Poppins" w:cs="Poppins"/>
+        </w:rPr>
         <w:t>Clic droit sur l’</w:t>
       </w:r>
       <w:proofErr w:type="spellStart"/>
       <w:r>
+        <w:rPr>
+          <w:rFonts w:ascii="Poppins" w:hAnsi="Poppins" w:cs="Poppins"/>
+        </w:rPr>
         <w:t>icone</w:t>
       </w:r>
       <w:proofErr w:type="spellEnd"/>
       <w:r>
+        <w:rPr>
+          <w:rFonts w:ascii="Poppins" w:hAnsi="Poppins" w:cs="Poppins"/>
+        </w:rPr>
         <w:t xml:space="preserve"> WampServer.</w:t>
       </w:r>
     </w:p>
     <w:p>
       <w:pPr>
         <w:jc w:val="both"/>
-      </w:pPr>
-      <w:r>
-        <w:rPr>
+        <w:rPr>
+          <w:rFonts w:ascii="Poppins" w:hAnsi="Poppins" w:cs="Poppins"/>
+        </w:rPr>
+      </w:pPr>
+      <w:r>
+        <w:rPr>
+          <w:rFonts w:ascii="Poppins" w:hAnsi="Poppins" w:cs="Poppins"/>
           <w:noProof/>
         </w:rPr>
         <w:drawing>
@@ -950,7 +1166,7 @@
                     <pic:cNvPicPr/>
                   </pic:nvPicPr>
                   <pic:blipFill>
-                    <a:blip r:embed="rId19"/>
+                    <a:blip r:embed="rId20"/>
                     <a:stretch>
                       <a:fillRect/>
                     </a:stretch>
@@ -974,9 +1190,13 @@
     <w:p>
       <w:pPr>
         <w:jc w:val="both"/>
-      </w:pPr>
-      <w:r>
-        <w:rPr>
+        <w:rPr>
+          <w:rFonts w:ascii="Poppins" w:hAnsi="Poppins" w:cs="Poppins"/>
+        </w:rPr>
+      </w:pPr>
+      <w:r>
+        <w:rPr>
+          <w:rFonts w:ascii="Poppins" w:hAnsi="Poppins" w:cs="Poppins"/>
           <w:noProof/>
         </w:rPr>
         <w:drawing>
@@ -995,7 +1215,7 @@
                     <pic:cNvPicPr/>
                   </pic:nvPicPr>
                   <pic:blipFill>
-                    <a:blip r:embed="rId20"/>
+                    <a:blip r:embed="rId21"/>
                     <a:stretch>
                       <a:fillRect/>
                     </a:stretch>
@@ -1019,25 +1239,41 @@
     <w:p>
       <w:pPr>
         <w:jc w:val="both"/>
-      </w:pPr>
-      <w:r>
+        <w:rPr>
+          <w:rFonts w:ascii="Poppins" w:hAnsi="Poppins" w:cs="Poppins"/>
+        </w:rPr>
+      </w:pPr>
+      <w:r>
+        <w:rPr>
+          <w:rFonts w:ascii="Poppins" w:hAnsi="Poppins" w:cs="Poppins"/>
+        </w:rPr>
         <w:t xml:space="preserve">Attendez que le message suivant s’affiche </w:t>
       </w:r>
       <w:proofErr w:type="gramStart"/>
       <w:r>
+        <w:rPr>
+          <w:rFonts w:ascii="Poppins" w:hAnsi="Poppins" w:cs="Poppins"/>
+        </w:rPr>
         <w:t>ou</w:t>
       </w:r>
       <w:proofErr w:type="gramEnd"/>
       <w:r>
+        <w:rPr>
+          <w:rFonts w:ascii="Poppins" w:hAnsi="Poppins" w:cs="Poppins"/>
+        </w:rPr>
         <w:t xml:space="preserve"> redémarrer WampServer.</w:t>
       </w:r>
     </w:p>
     <w:p>
       <w:pPr>
         <w:jc w:val="both"/>
-      </w:pPr>
-      <w:r>
-        <w:rPr>
+        <w:rPr>
+          <w:rFonts w:ascii="Poppins" w:hAnsi="Poppins" w:cs="Poppins"/>
+        </w:rPr>
+      </w:pPr>
+      <w:r>
+        <w:rPr>
+          <w:rFonts w:ascii="Poppins" w:hAnsi="Poppins" w:cs="Poppins"/>
           <w:noProof/>
         </w:rPr>
         <w:lastRenderedPageBreak/>
@@ -1057,7 +1293,7 @@
                     <pic:cNvPicPr/>
                   </pic:nvPicPr>
                   <pic:blipFill>
-                    <a:blip r:embed="rId21"/>
+                    <a:blip r:embed="rId22"/>
                     <a:stretch>
                       <a:fillRect/>
                     </a:stretch>
@@ -1081,24 +1317,34 @@
     <w:p>
       <w:pPr>
         <w:jc w:val="both"/>
-      </w:pPr>
-      <w:r>
+        <w:rPr>
+          <w:rFonts w:ascii="Poppins" w:hAnsi="Poppins" w:cs="Poppins"/>
+        </w:rPr>
+      </w:pPr>
+      <w:r>
+        <w:rPr>
+          <w:rFonts w:ascii="Poppins" w:hAnsi="Poppins" w:cs="Poppins"/>
+        </w:rPr>
         <w:t>Pour redémarrer il faut faire faire un clic droit sur l’icone WampServer et cliquer sur « Redémarrer de zéro » comme ci-dessous :</w:t>
       </w:r>
     </w:p>
     <w:p>
       <w:pPr>
         <w:jc w:val="both"/>
-      </w:pPr>
-      <w:r>
-        <w:rPr>
+        <w:rPr>
+          <w:rFonts w:ascii="Poppins" w:hAnsi="Poppins" w:cs="Poppins"/>
+        </w:rPr>
+      </w:pPr>
+      <w:r>
+        <w:rPr>
+          <w:rFonts w:ascii="Poppins" w:hAnsi="Poppins" w:cs="Poppins"/>
           <w:noProof/>
         </w:rPr>
         <w:drawing>
-          <wp:inline distT="0" distB="0" distL="0" distR="0" wp14:anchorId="7FA65E3E" wp14:editId="506D69E4">
-            <wp:extent cx="2638425" cy="2343150"/>
+          <wp:inline distT="0" distB="0" distL="0" distR="0" wp14:anchorId="488A896B" wp14:editId="6B2BE393">
+            <wp:extent cx="2962275" cy="3200400"/>
             <wp:effectExtent l="0" t="0" r="9525" b="0"/>
-            <wp:docPr id="2094196780" name="Image 1" descr="Une image contenant texte, capture d’écran, logiciel, Police&#10;&#10;Le contenu généré par l’IA peut être incorrect."/>
+            <wp:docPr id="226643928" name="Image 1" descr="Une image contenant texte, capture d’écran, logiciel, Icône d’ordinateur&#10;&#10;Le contenu généré par l’IA peut être incorrect."/>
             <wp:cNvGraphicFramePr>
               <a:graphicFrameLocks xmlns:a="http://purl.oclc.org/ooxml/drawingml/main" noChangeAspect="1"/>
             </wp:cNvGraphicFramePr>
@@ -1106,11 +1352,11 @@
               <a:graphicData uri="http://purl.oclc.org/ooxml/drawingml/picture">
                 <pic:pic xmlns:pic="http://purl.oclc.org/ooxml/drawingml/picture">
                   <pic:nvPicPr>
-                    <pic:cNvPr id="2094196780" name="Image 1" descr="Une image contenant texte, capture d’écran, logiciel, Police&#10;&#10;Le contenu généré par l’IA peut être incorrect."/>
+                    <pic:cNvPr id="226643928" name="Image 1" descr="Une image contenant texte, capture d’écran, logiciel, Icône d’ordinateur&#10;&#10;Le contenu généré par l’IA peut être incorrect."/>
                     <pic:cNvPicPr/>
                   </pic:nvPicPr>
                   <pic:blipFill>
-                    <a:blip r:embed="rId22"/>
+                    <a:blip r:embed="rId23"/>
                     <a:stretch>
                       <a:fillRect/>
                     </a:stretch>
@@ -1118,7 +1364,7 @@
                   <pic:spPr>
                     <a:xfrm>
                       <a:off x="0" y="0"/>
-                      <a:ext cx="2638425" cy="2343150"/>
+                      <a:ext cx="2962275" cy="3200400"/>
                     </a:xfrm>
                     <a:prstGeom prst="rect">
                       <a:avLst/>
@@ -1134,30 +1380,50 @@
     <w:p>
       <w:pPr>
         <w:jc w:val="both"/>
-      </w:pPr>
-      <w:r>
+        <w:rPr>
+          <w:rFonts w:ascii="Poppins" w:hAnsi="Poppins" w:cs="Poppins"/>
+        </w:rPr>
+      </w:pPr>
+      <w:r>
+        <w:rPr>
+          <w:rFonts w:ascii="Poppins" w:hAnsi="Poppins" w:cs="Poppins"/>
+        </w:rPr>
         <w:t>DURANT CE LAPS DE TEMPS LOCALHOST EST INACESSIBLE.</w:t>
       </w:r>
     </w:p>
     <w:p>
       <w:pPr>
         <w:jc w:val="both"/>
-      </w:pPr>
-      <w:r>
+        <w:rPr>
+          <w:rFonts w:ascii="Poppins" w:hAnsi="Poppins" w:cs="Poppins"/>
+        </w:rPr>
+      </w:pPr>
+      <w:r>
+        <w:rPr>
+          <w:rFonts w:ascii="Poppins" w:hAnsi="Poppins" w:cs="Poppins"/>
+        </w:rPr>
         <w:t>Retourner sur la page d’accueil de WampServer et actualiser la page (</w:t>
       </w:r>
       <w:r>
+        <w:rPr>
+          <w:rFonts w:ascii="Poppins" w:hAnsi="Poppins" w:cs="Poppins"/>
+        </w:rPr>
         <w:t xml:space="preserve">F5 ou flèche en haut à droite </w:t>
       </w:r>
     </w:p>
     <w:p>
       <w:pPr>
         <w:jc w:val="both"/>
-      </w:pPr>
-      <w:r>
-        <w:rPr>
+        <w:rPr>
+          <w:rFonts w:ascii="Poppins" w:hAnsi="Poppins" w:cs="Poppins"/>
+        </w:rPr>
+      </w:pPr>
+      <w:r>
+        <w:rPr>
+          <w:rFonts w:ascii="Poppins" w:hAnsi="Poppins" w:cs="Poppins"/>
           <w:noProof/>
         </w:rPr>
+        <w:lastRenderedPageBreak/>
         <w:drawing>
           <wp:inline distT="0" distB="0" distL="0" distR="0" wp14:anchorId="148FE54D" wp14:editId="2C333386">
             <wp:extent cx="5760720" cy="3133725"/>
@@ -1174,7 +1440,7 @@
                     <pic:cNvPicPr/>
                   </pic:nvPicPr>
                   <pic:blipFill>
-                    <a:blip r:embed="rId23"/>
+                    <a:blip r:embed="rId24"/>
                     <a:stretch>
                       <a:fillRect/>
                     </a:stretch>
@@ -1198,9 +1464,13 @@
     <w:p>
       <w:pPr>
         <w:jc w:val="both"/>
-      </w:pPr>
-      <w:r>
-        <w:rPr>
+        <w:rPr>
+          <w:rFonts w:ascii="Poppins" w:hAnsi="Poppins" w:cs="Poppins"/>
+        </w:rPr>
+      </w:pPr>
+      <w:r>
+        <w:rPr>
+          <w:rFonts w:ascii="Poppins" w:hAnsi="Poppins" w:cs="Poppins"/>
           <w:noProof/>
         </w:rPr>
         <w:lastRenderedPageBreak/>
@@ -1220,7 +1490,7 @@
                     <pic:cNvPicPr/>
                   </pic:nvPicPr>
                   <pic:blipFill>
-                    <a:blip r:embed="rId24"/>
+                    <a:blip r:embed="rId25"/>
                     <a:stretch>
                       <a:fillRect/>
                     </a:stretch>
@@ -1244,17 +1514,27 @@
     <w:p>
       <w:pPr>
         <w:jc w:val="both"/>
-      </w:pPr>
-      <w:r>
+        <w:rPr>
+          <w:rFonts w:ascii="Poppins" w:hAnsi="Poppins" w:cs="Poppins"/>
+        </w:rPr>
+      </w:pPr>
+      <w:r>
+        <w:rPr>
+          <w:rFonts w:ascii="Poppins" w:hAnsi="Poppins" w:cs="Poppins"/>
+        </w:rPr>
         <w:t>SI VOUS VOYEZ LA PAGE SUIVANTE C’EST TOUT À FAIT NORMAL</w:t>
       </w:r>
     </w:p>
     <w:p>
       <w:pPr>
         <w:jc w:val="both"/>
-      </w:pPr>
-      <w:r>
-        <w:rPr>
+        <w:rPr>
+          <w:rFonts w:ascii="Poppins" w:hAnsi="Poppins" w:cs="Poppins"/>
+        </w:rPr>
+      </w:pPr>
+      <w:r>
+        <w:rPr>
+          <w:rFonts w:ascii="Poppins" w:hAnsi="Poppins" w:cs="Poppins"/>
           <w:noProof/>
         </w:rPr>
         <w:lastRenderedPageBreak/>
@@ -1274,7 +1554,7 @@
                     <pic:cNvPicPr/>
                   </pic:nvPicPr>
                   <pic:blipFill>
-                    <a:blip r:embed="rId25"/>
+                    <a:blip r:embed="rId26"/>
                     <a:stretch>
                       <a:fillRect/>
                     </a:stretch>
@@ -1298,18 +1578,23 @@
     <w:p>
       <w:pPr>
         <w:jc w:val="both"/>
-      </w:pPr>
-    </w:p>
-    <w:p>
-      <w:pPr>
-        <w:jc w:val="both"/>
-        <w:rPr>
+        <w:rPr>
+          <w:rFonts w:ascii="Poppins" w:hAnsi="Poppins" w:cs="Poppins"/>
+        </w:rPr>
+      </w:pPr>
+    </w:p>
+    <w:p>
+      <w:pPr>
+        <w:jc w:val="both"/>
+        <w:rPr>
+          <w:rFonts w:ascii="Poppins" w:hAnsi="Poppins" w:cs="Poppins"/>
           <w:i/>
           <w:iCs/>
         </w:rPr>
       </w:pPr>
       <w:r>
         <w:rPr>
+          <w:rFonts w:ascii="Poppins" w:hAnsi="Poppins" w:cs="Poppins"/>
           <w:i/>
           <w:iCs/>
         </w:rPr>
@@ -1317,6 +1602,7 @@
       </w:r>
       <w:r>
         <w:rPr>
+          <w:rFonts w:ascii="Poppins" w:hAnsi="Poppins" w:cs="Poppins"/>
           <w:i/>
           <w:iCs/>
         </w:rPr>
@@ -1324,6 +1610,7 @@
       </w:r>
       <w:r>
         <w:rPr>
+          <w:rFonts w:ascii="Poppins" w:hAnsi="Poppins" w:cs="Poppins"/>
           <w:i/>
           <w:iCs/>
         </w:rPr>
@@ -1331,6 +1618,7 @@
       </w:r>
       <w:r>
         <w:rPr>
+          <w:rFonts w:ascii="Poppins" w:hAnsi="Poppins" w:cs="Poppins"/>
           <w:i/>
           <w:iCs/>
         </w:rPr>
@@ -1338,6 +1626,7 @@
       </w:r>
       <w:r>
         <w:rPr>
+          <w:rFonts w:ascii="Poppins" w:hAnsi="Poppins" w:cs="Poppins"/>
           <w:i/>
           <w:iCs/>
         </w:rPr>
@@ -1348,12 +1637,14 @@
       <w:pPr>
         <w:jc w:val="both"/>
         <w:rPr>
+          <w:rFonts w:ascii="Poppins" w:hAnsi="Poppins" w:cs="Poppins"/>
           <w:i/>
           <w:iCs/>
         </w:rPr>
       </w:pPr>
       <w:r>
         <w:rPr>
+          <w:rFonts w:ascii="Poppins" w:hAnsi="Poppins" w:cs="Poppins"/>
           <w:i/>
           <w:iCs/>
         </w:rPr>
@@ -1363,6 +1654,9 @@
     <w:p>
       <w:pPr>
         <w:jc w:val="both"/>
+        <w:rPr>
+          <w:rFonts w:ascii="Poppins" w:hAnsi="Poppins" w:cs="Poppins"/>
+        </w:rPr>
       </w:pPr>
     </w:p>
     <w:tbl>
@@ -1683,13 +1977,7 @@
               <w:rPr>
                 <w:rFonts w:ascii="Poppins" w:hAnsi="Poppins" w:cs="Poppins"/>
               </w:rPr>
-              <w:t>GARNIER J.</w:t>
-            </w:r>
-            <w:r>
-              <w:rPr>
-                <w:rFonts w:ascii="Poppins" w:hAnsi="Poppins" w:cs="Poppins"/>
-              </w:rPr>
-              <w:t> </w:t>
+              <w:t>GARNIER J. </w:t>
             </w:r>
           </w:p>
         </w:tc>
@@ -1750,28 +2038,27 @@
     <w:p>
       <w:pPr>
         <w:jc w:val="both"/>
-      </w:pPr>
-      <w:r>
+        <w:rPr>
+          <w:rFonts w:ascii="Poppins" w:hAnsi="Poppins" w:cs="Poppins"/>
+        </w:rPr>
+      </w:pPr>
+      <w:r>
+        <w:rPr>
+          <w:rFonts w:ascii="Poppins" w:hAnsi="Poppins" w:cs="Poppins"/>
+        </w:rPr>
         <w:br/>
       </w:r>
     </w:p>
     <w:p>
       <w:pPr>
         <w:jc w:val="both"/>
-      </w:pPr>
-    </w:p>
-    <w:p>
-      <w:pPr>
-        <w:jc w:val="both"/>
-      </w:pPr>
-    </w:p>
-    <w:p>
-      <w:pPr>
-        <w:jc w:val="both"/>
+        <w:rPr>
+          <w:rFonts w:ascii="Poppins" w:hAnsi="Poppins" w:cs="Poppins"/>
+        </w:rPr>
       </w:pPr>
     </w:p>
     <w:sectPr>
-      <w:footerReference w:type="default" r:id="rId26"/>
+      <w:footerReference w:type="default" r:id="rId27"/>
       <w:pgSz w:w="595.30pt" w:h="841.90pt"/>
       <w:pgMar w:top="70.85pt" w:right="70.85pt" w:bottom="70.85pt" w:left="70.85pt" w:header="35.40pt" w:footer="35.40pt" w:gutter="0pt"/>
       <w:cols w:space="35.40pt"/>
@@ -2551,6 +2838,7 @@
   <w:style w:type="character" w:default="1" w:styleId="Policepardfaut">
     <w:name w:val="Default Paragraph Font"/>
     <w:uiPriority w:val="1"/>
+    <w:semiHidden/>
     <w:unhideWhenUsed/>
   </w:style>
   <w:style w:type="table" w:default="1" w:styleId="TableauNormal">

--- a/Documents/Procedure/Procedure_Installation_Projet.docx
+++ b/Documents/Procedure/Procedure_Installation_Projet.docx
@@ -6,10 +6,10 @@
       <mc:Choice Requires="v"/>
       <mc:Fallback>
         <w:drawing>
-          <wp:inline distT="0" distB="0" distL="0" distR="0" wp14:anchorId="363A4E19" wp14:editId="75D2E614">
+          <wp:inline distT="0" distB="0" distL="0" distR="0" wp14:anchorId="1661AB5C" wp14:editId="3BF792FB">
             <wp:extent cx="635" cy="635"/>
             <wp:effectExtent l="0" t="0" r="0" b="0"/>
-            <wp:docPr id="300231369" name="Rectangle 1">
+            <wp:docPr id="995671678" name="Rectangle 1">
               <a:extLst xmlns:a="http://purl.oclc.org/ooxml/drawingml/main">
                 <a:ext uri="{A998136B-4AC2-44c3-8CCF-79AB77ABDD1D}">
                   <a15:backgroundPr xmlns:a15="http://schemas.microsoft.com/office/drawing/2012/main" bwMode="white" bwPure="auto" bwNormal="auto" targetScreenSize="1024x768"/>
@@ -219,7 +219,7 @@
               <w:tab w:val="end" w:leader="dot" w:pos="453.10pt"/>
             </w:tabs>
             <w:rPr>
-              <w:rFonts w:ascii="Poppins" w:eastAsiaTheme="minorEastAsia" w:hAnsi="Poppins" w:cs="Poppins"/>
+              <w:rFonts w:eastAsiaTheme="minorEastAsia"/>
               <w:noProof/>
               <w:color w:val="auto"/>
               <w:lang w:eastAsia="fr-FR"/>
@@ -243,7 +243,7 @@
             </w:rPr>
             <w:fldChar w:fldCharType="separate"/>
           </w:r>
-          <w:hyperlink w:anchor="_Toc223110927" w:history="1">
+          <w:hyperlink w:anchor="_Toc223467461" w:history="1">
             <w:r>
               <w:rPr>
                 <w:rStyle w:val="Lienhypertexte"/>
@@ -254,7 +254,6 @@
             </w:r>
             <w:r>
               <w:rPr>
-                <w:rFonts w:ascii="Poppins" w:hAnsi="Poppins" w:cs="Poppins"/>
                 <w:noProof/>
                 <w:webHidden/>
               </w:rPr>
@@ -262,7 +261,6 @@
             </w:r>
             <w:r>
               <w:rPr>
-                <w:rFonts w:ascii="Poppins" w:hAnsi="Poppins" w:cs="Poppins"/>
                 <w:noProof/>
                 <w:webHidden/>
               </w:rPr>
@@ -270,22 +268,19 @@
             </w:r>
             <w:r>
               <w:rPr>
-                <w:rFonts w:ascii="Poppins" w:hAnsi="Poppins" w:cs="Poppins"/>
                 <w:noProof/>
                 <w:webHidden/>
               </w:rPr>
-              <w:instrText xml:space="preserve"> PAGEREF _Toc223110927 \h </w:instrText>
-            </w:r>
-            <w:r>
-              <w:rPr>
-                <w:rFonts w:ascii="Poppins" w:hAnsi="Poppins" w:cs="Poppins"/>
+              <w:instrText xml:space="preserve"> PAGEREF _Toc223467461 \h </w:instrText>
+            </w:r>
+            <w:r>
+              <w:rPr>
                 <w:noProof/>
                 <w:webHidden/>
               </w:rPr>
             </w:r>
             <w:r>
               <w:rPr>
-                <w:rFonts w:ascii="Poppins" w:hAnsi="Poppins" w:cs="Poppins"/>
                 <w:noProof/>
                 <w:webHidden/>
               </w:rPr>
@@ -293,7 +288,6 @@
             </w:r>
             <w:r>
               <w:rPr>
-                <w:rFonts w:ascii="Poppins" w:hAnsi="Poppins" w:cs="Poppins"/>
                 <w:noProof/>
                 <w:webHidden/>
               </w:rPr>
@@ -301,7 +295,6 @@
             </w:r>
             <w:r>
               <w:rPr>
-                <w:rFonts w:ascii="Poppins" w:hAnsi="Poppins" w:cs="Poppins"/>
                 <w:noProof/>
                 <w:webHidden/>
               </w:rPr>
@@ -316,13 +309,13 @@
               <w:tab w:val="end" w:leader="dot" w:pos="453.10pt"/>
             </w:tabs>
             <w:rPr>
-              <w:rFonts w:ascii="Poppins" w:eastAsiaTheme="minorEastAsia" w:hAnsi="Poppins" w:cs="Poppins"/>
+              <w:rFonts w:eastAsiaTheme="minorEastAsia"/>
               <w:noProof/>
               <w:color w:val="auto"/>
               <w:lang w:eastAsia="fr-FR"/>
             </w:rPr>
           </w:pPr>
-          <w:hyperlink w:anchor="_Toc223110928" w:history="1">
+          <w:hyperlink w:anchor="_Toc223467462" w:history="1">
             <w:r>
               <w:rPr>
                 <w:rStyle w:val="Lienhypertexte"/>
@@ -333,7 +326,6 @@
             </w:r>
             <w:r>
               <w:rPr>
-                <w:rFonts w:ascii="Poppins" w:hAnsi="Poppins" w:cs="Poppins"/>
                 <w:noProof/>
                 <w:webHidden/>
               </w:rPr>
@@ -341,7 +333,6 @@
             </w:r>
             <w:r>
               <w:rPr>
-                <w:rFonts w:ascii="Poppins" w:hAnsi="Poppins" w:cs="Poppins"/>
                 <w:noProof/>
                 <w:webHidden/>
               </w:rPr>
@@ -349,22 +340,19 @@
             </w:r>
             <w:r>
               <w:rPr>
-                <w:rFonts w:ascii="Poppins" w:hAnsi="Poppins" w:cs="Poppins"/>
                 <w:noProof/>
                 <w:webHidden/>
               </w:rPr>
-              <w:instrText xml:space="preserve"> PAGEREF _Toc223110928 \h </w:instrText>
-            </w:r>
-            <w:r>
-              <w:rPr>
-                <w:rFonts w:ascii="Poppins" w:hAnsi="Poppins" w:cs="Poppins"/>
+              <w:instrText xml:space="preserve"> PAGEREF _Toc223467462 \h </w:instrText>
+            </w:r>
+            <w:r>
+              <w:rPr>
                 <w:noProof/>
                 <w:webHidden/>
               </w:rPr>
             </w:r>
             <w:r>
               <w:rPr>
-                <w:rFonts w:ascii="Poppins" w:hAnsi="Poppins" w:cs="Poppins"/>
                 <w:noProof/>
                 <w:webHidden/>
               </w:rPr>
@@ -372,7 +360,6 @@
             </w:r>
             <w:r>
               <w:rPr>
-                <w:rFonts w:ascii="Poppins" w:hAnsi="Poppins" w:cs="Poppins"/>
                 <w:noProof/>
                 <w:webHidden/>
               </w:rPr>
@@ -380,7 +367,6 @@
             </w:r>
             <w:r>
               <w:rPr>
-                <w:rFonts w:ascii="Poppins" w:hAnsi="Poppins" w:cs="Poppins"/>
                 <w:noProof/>
                 <w:webHidden/>
               </w:rPr>
@@ -413,7 +399,7 @@
           <w:rFonts w:ascii="Poppins" w:hAnsi="Poppins" w:cs="Poppins"/>
         </w:rPr>
       </w:pPr>
-      <w:bookmarkStart w:id="0" w:name="_Toc223110927"/>
+      <w:bookmarkStart w:id="0" w:name="_Toc223467461"/>
       <w:r>
         <w:rPr>
           <w:rFonts w:ascii="Poppins" w:hAnsi="Poppins" w:cs="Poppins"/>
@@ -455,7 +441,73 @@
         <w:rPr>
           <w:rFonts w:ascii="Poppins" w:hAnsi="Poppins" w:cs="Poppins"/>
         </w:rPr>
-        <w:t>Si cette étape n’est pas faite correctement, vous aurez des problèmes pour lancer le projet, ce pourquoi nous faisons une procédure rien que pour cette partie.</w:t>
+        <w:t>Si cette étape n’est pas faite correctement, vous aurez des problèmes pour lancer le projet</w:t>
+      </w:r>
+      <w:r>
+        <w:rPr>
+          <w:rFonts w:ascii="Poppins" w:hAnsi="Poppins" w:cs="Poppins"/>
+        </w:rPr>
+        <w:t xml:space="preserve"> et suivre toutes les prochaines procédures</w:t>
+      </w:r>
+      <w:r>
+        <w:rPr>
+          <w:rFonts w:ascii="Poppins" w:hAnsi="Poppins" w:cs="Poppins"/>
+        </w:rPr>
+        <w:t>. C</w:t>
+      </w:r>
+      <w:r>
+        <w:rPr>
+          <w:rFonts w:ascii="Poppins" w:hAnsi="Poppins" w:cs="Poppins"/>
+        </w:rPr>
+        <w:t xml:space="preserve">e pourquoi nous </w:t>
+      </w:r>
+      <w:r>
+        <w:rPr>
+          <w:rFonts w:ascii="Poppins" w:hAnsi="Poppins" w:cs="Poppins"/>
+        </w:rPr>
+        <w:t>vous invitons à suivre</w:t>
+      </w:r>
+      <w:r>
+        <w:rPr>
+          <w:rFonts w:ascii="Poppins" w:hAnsi="Poppins" w:cs="Poppins"/>
+        </w:rPr>
+        <w:t xml:space="preserve"> </w:t>
+      </w:r>
+      <w:r>
+        <w:rPr>
+          <w:rFonts w:ascii="Poppins" w:hAnsi="Poppins" w:cs="Poppins"/>
+        </w:rPr>
+        <w:t xml:space="preserve">pleinement </w:t>
+      </w:r>
+      <w:r>
+        <w:rPr>
+          <w:rFonts w:ascii="Poppins" w:hAnsi="Poppins" w:cs="Poppins"/>
+        </w:rPr>
+        <w:t>cette</w:t>
+      </w:r>
+      <w:r>
+        <w:rPr>
+          <w:rFonts w:ascii="Poppins" w:hAnsi="Poppins" w:cs="Poppins"/>
+        </w:rPr>
+        <w:t xml:space="preserve"> procédur</w:t>
+      </w:r>
+      <w:r>
+        <w:rPr>
+          <w:rFonts w:ascii="Poppins" w:hAnsi="Poppins" w:cs="Poppins"/>
+        </w:rPr>
+        <w:t>e</w:t>
+      </w:r>
+      <w:r>
+        <w:rPr>
+          <w:rFonts w:ascii="Poppins" w:hAnsi="Poppins" w:cs="Poppins"/>
+        </w:rPr>
+        <w:t xml:space="preserve"> et pourquoi nous l’avons créée</w:t>
+      </w:r>
+      <w:r>
+        <w:rPr>
+          <w:rFonts w:ascii="Poppins" w:hAnsi="Poppins" w:cs="Poppins"/>
+        </w:rPr>
+        <w:t>.</w:t>
       </w:r>
     </w:p>
     <w:p>
@@ -474,7 +526,7 @@
           <w:rFonts w:ascii="Poppins" w:hAnsi="Poppins" w:cs="Poppins"/>
         </w:rPr>
       </w:pPr>
-      <w:bookmarkStart w:id="1" w:name="_Toc223110928"/>
+      <w:bookmarkStart w:id="1" w:name="_Toc223467462"/>
       <w:r>
         <w:rPr>
           <w:rFonts w:ascii="Poppins" w:hAnsi="Poppins" w:cs="Poppins"/>
@@ -516,11 +568,12 @@
     </w:p>
     <w:p>
       <w:pPr>
-        <w:jc w:val="both"/>
+        <w:jc w:val="center"/>
         <w:rPr>
           <w:rFonts w:ascii="Poppins" w:hAnsi="Poppins" w:cs="Poppins"/>
           <w:b/>
           <w:bCs/>
+          <w:color w:val="C00000"/>
         </w:rPr>
       </w:pPr>
       <w:r>
@@ -534,6 +587,7 @@
           <w:rFonts w:ascii="Poppins" w:hAnsi="Poppins" w:cs="Poppins"/>
           <w:b/>
           <w:bCs/>
+          <w:color w:val="C00000"/>
         </w:rPr>
         <w:t>Attention : Vérifie</w:t>
       </w:r>
@@ -542,6 +596,7 @@
           <w:rFonts w:ascii="Poppins" w:hAnsi="Poppins" w:cs="Poppins"/>
           <w:b/>
           <w:bCs/>
+          <w:color w:val="C00000"/>
         </w:rPr>
         <w:t>z</w:t>
       </w:r>
@@ -550,8 +605,27 @@
           <w:rFonts w:ascii="Poppins" w:hAnsi="Poppins" w:cs="Poppins"/>
           <w:b/>
           <w:bCs/>
-        </w:rPr>
-        <w:t xml:space="preserve"> que vous êtes bien sur la banche « main ».</w:t>
+          <w:color w:val="C00000"/>
+        </w:rPr>
+        <w:t xml:space="preserve"> que vous êtes bien sur la banche « main »</w:t>
+      </w:r>
+      <w:r>
+        <w:rPr>
+          <w:rFonts w:ascii="Poppins" w:hAnsi="Poppins" w:cs="Poppins"/>
+          <w:b/>
+          <w:bCs/>
+          <w:color w:val="C00000"/>
+        </w:rPr>
+        <w:t xml:space="preserve"> comme la capture d’écran suivante</w:t>
+      </w:r>
+      <w:r>
+        <w:rPr>
+          <w:rFonts w:ascii="Poppins" w:hAnsi="Poppins" w:cs="Poppins"/>
+          <w:b/>
+          <w:bCs/>
+          <w:color w:val="C00000"/>
+        </w:rPr>
+        <w:t>.</w:t>
       </w:r>
     </w:p>
     <w:p>
@@ -569,6 +643,141 @@
           <w:noProof/>
         </w:rPr>
         <w:lastRenderedPageBreak/>
+        <w:drawing>
+          <wp:anchor distT="0" distB="0" distL="114300" distR="114300" simplePos="0" relativeHeight="251662336" behindDoc="0" locked="0" layoutInCell="1" allowOverlap="1" wp14:anchorId="14D72E85" wp14:editId="4161B2FA">
+            <wp:simplePos x="0" y="0"/>
+            <wp:positionH relativeFrom="column">
+              <wp:posOffset>100330</wp:posOffset>
+            </wp:positionH>
+            <wp:positionV relativeFrom="paragraph">
+              <wp:posOffset>2081530</wp:posOffset>
+            </wp:positionV>
+            <wp:extent cx="1876425" cy="304800"/>
+            <wp:effectExtent l="0" t="0" r="28575" b="19050"/>
+            <wp:wrapNone/>
+            <wp:docPr id="1186379889" name="Ellipse 1"/>
+            <wp:cNvGraphicFramePr/>
+            <a:graphic xmlns:a="http://purl.oclc.org/ooxml/drawingml/main">
+              <a:graphicData uri="http://schemas.microsoft.com/office/word/2010/wordprocessingShape">
+                <wp:wsp>
+                  <wp:cNvSpPr/>
+                  <wp:spPr>
+                    <a:xfrm>
+                      <a:off x="0" y="0"/>
+                      <a:ext cx="1876425" cy="304800"/>
+                    </a:xfrm>
+                    <a:prstGeom prst="ellipse">
+                      <a:avLst/>
+                    </a:prstGeom>
+                    <a:noFill/>
+                    <a:ln>
+                      <a:solidFill>
+                        <a:srgbClr val="C00000"/>
+                      </a:solidFill>
+                    </a:ln>
+                  </wp:spPr>
+                  <wp:style>
+                    <a:lnRef idx="2">
+                      <a:schemeClr val="accent1">
+                        <a:shade val="15%"/>
+                      </a:schemeClr>
+                    </a:lnRef>
+                    <a:fillRef idx="1">
+                      <a:schemeClr val="accent1"/>
+                    </a:fillRef>
+                    <a:effectRef idx="0">
+                      <a:schemeClr val="accent1"/>
+                    </a:effectRef>
+                    <a:fontRef idx="minor">
+                      <a:schemeClr val="lt1"/>
+                    </a:fontRef>
+                  </wp:style>
+                  <wp:bodyPr rot="0" spcFirstLastPara="0" vertOverflow="overflow" horzOverflow="overflow" vert="horz" wrap="square" lIns="91440" tIns="45720" rIns="91440" bIns="45720" numCol="1" spcCol="0" rtlCol="0" fromWordArt="0" anchor="ctr" anchorCtr="0" forceAA="0" compatLnSpc="1">
+                    <a:prstTxWarp prst="textNoShape">
+                      <a:avLst/>
+                    </a:prstTxWarp>
+                    <a:noAutofit/>
+                  </wp:bodyPr>
+                </wp:wsp>
+              </a:graphicData>
+            </a:graphic>
+            <wp14:sizeRelH relativeFrom="margin">
+              <wp14:pctWidth>0%</wp14:pctWidth>
+            </wp14:sizeRelH>
+          </wp:anchor>
+        </w:drawing>
+      </w:r>
+      <w:r>
+        <w:rPr>
+          <w:rFonts w:ascii="Poppins" w:hAnsi="Poppins" w:cs="Poppins"/>
+          <w:noProof/>
+        </w:rPr>
+        <w:drawing>
+          <wp:anchor distT="0" distB="0" distL="114300" distR="114300" simplePos="0" relativeHeight="251660288" behindDoc="0" locked="0" layoutInCell="1" allowOverlap="1" wp14:anchorId="5D231480" wp14:editId="28C57625">
+            <wp:simplePos x="0" y="0"/>
+            <wp:positionH relativeFrom="column">
+              <wp:posOffset>100330</wp:posOffset>
+            </wp:positionH>
+            <wp:positionV relativeFrom="paragraph">
+              <wp:posOffset>1081405</wp:posOffset>
+            </wp:positionV>
+            <wp:extent cx="733425" cy="304800"/>
+            <wp:effectExtent l="0" t="0" r="28575" b="19050"/>
+            <wp:wrapNone/>
+            <wp:docPr id="1991884129" name="Ellipse 1"/>
+            <wp:cNvGraphicFramePr/>
+            <a:graphic xmlns:a="http://purl.oclc.org/ooxml/drawingml/main">
+              <a:graphicData uri="http://schemas.microsoft.com/office/word/2010/wordprocessingShape">
+                <wp:wsp>
+                  <wp:cNvSpPr/>
+                  <wp:spPr>
+                    <a:xfrm>
+                      <a:off x="0" y="0"/>
+                      <a:ext cx="733425" cy="304800"/>
+                    </a:xfrm>
+                    <a:prstGeom prst="ellipse">
+                      <a:avLst/>
+                    </a:prstGeom>
+                    <a:noFill/>
+                    <a:ln>
+                      <a:solidFill>
+                        <a:srgbClr val="C00000"/>
+                      </a:solidFill>
+                    </a:ln>
+                  </wp:spPr>
+                  <wp:style>
+                    <a:lnRef idx="2">
+                      <a:schemeClr val="accent1">
+                        <a:shade val="15%"/>
+                      </a:schemeClr>
+                    </a:lnRef>
+                    <a:fillRef idx="1">
+                      <a:schemeClr val="accent1"/>
+                    </a:fillRef>
+                    <a:effectRef idx="0">
+                      <a:schemeClr val="accent1"/>
+                    </a:effectRef>
+                    <a:fontRef idx="minor">
+                      <a:schemeClr val="lt1"/>
+                    </a:fontRef>
+                  </wp:style>
+                  <wp:bodyPr rot="0" spcFirstLastPara="0" vertOverflow="overflow" horzOverflow="overflow" vert="horz" wrap="square" lIns="91440" tIns="45720" rIns="91440" bIns="45720" numCol="1" spcCol="0" rtlCol="0" fromWordArt="0" anchor="ctr" anchorCtr="0" forceAA="0" compatLnSpc="1">
+                    <a:prstTxWarp prst="textNoShape">
+                      <a:avLst/>
+                    </a:prstTxWarp>
+                    <a:noAutofit/>
+                  </wp:bodyPr>
+                </wp:wsp>
+              </a:graphicData>
+            </a:graphic>
+          </wp:anchor>
+        </w:drawing>
+      </w:r>
+      <w:r>
+        <w:rPr>
+          <w:rFonts w:ascii="Poppins" w:hAnsi="Poppins" w:cs="Poppins"/>
+          <w:noProof/>
+        </w:rPr>
         <w:drawing>
           <wp:inline distT="0" distB="0" distL="0" distR="0" wp14:anchorId="5C284616" wp14:editId="2215E5A4">
             <wp:extent cx="5760720" cy="2322830"/>
@@ -616,16 +825,169 @@
       <w:r>
         <w:rPr>
           <w:rFonts w:ascii="Poppins" w:hAnsi="Poppins" w:cs="Poppins"/>
+          <w:noProof/>
+        </w:rPr>
+        <w:drawing>
+          <wp:anchor distT="0" distB="0" distL="114300" distR="114300" simplePos="0" relativeHeight="251666432" behindDoc="0" locked="0" layoutInCell="1" allowOverlap="1" wp14:anchorId="78779CB5" wp14:editId="46554823">
+            <wp:simplePos x="0" y="0"/>
+            <wp:positionH relativeFrom="column">
+              <wp:posOffset>1329055</wp:posOffset>
+            </wp:positionH>
+            <wp:positionV relativeFrom="paragraph">
+              <wp:posOffset>3372485</wp:posOffset>
+            </wp:positionV>
+            <wp:extent cx="2352675" cy="266700"/>
+            <wp:effectExtent l="0" t="0" r="28575" b="19050"/>
+            <wp:wrapNone/>
+            <wp:docPr id="132743124" name="Ellipse 1"/>
+            <wp:cNvGraphicFramePr/>
+            <a:graphic xmlns:a="http://purl.oclc.org/ooxml/drawingml/main">
+              <a:graphicData uri="http://schemas.microsoft.com/office/word/2010/wordprocessingShape">
+                <wp:wsp>
+                  <wp:cNvSpPr/>
+                  <wp:spPr>
+                    <a:xfrm>
+                      <a:off x="0" y="0"/>
+                      <a:ext cx="2352675" cy="266700"/>
+                    </a:xfrm>
+                    <a:prstGeom prst="ellipse">
+                      <a:avLst/>
+                    </a:prstGeom>
+                    <a:noFill/>
+                    <a:ln>
+                      <a:solidFill>
+                        <a:srgbClr val="C00000"/>
+                      </a:solidFill>
+                    </a:ln>
+                  </wp:spPr>
+                  <wp:style>
+                    <a:lnRef idx="2">
+                      <a:schemeClr val="accent1">
+                        <a:shade val="15%"/>
+                      </a:schemeClr>
+                    </a:lnRef>
+                    <a:fillRef idx="1">
+                      <a:schemeClr val="accent1"/>
+                    </a:fillRef>
+                    <a:effectRef idx="0">
+                      <a:schemeClr val="accent1"/>
+                    </a:effectRef>
+                    <a:fontRef idx="minor">
+                      <a:schemeClr val="lt1"/>
+                    </a:fontRef>
+                  </wp:style>
+                  <wp:bodyPr rot="0" spcFirstLastPara="0" vertOverflow="overflow" horzOverflow="overflow" vert="horz" wrap="square" lIns="91440" tIns="45720" rIns="91440" bIns="45720" numCol="1" spcCol="0" rtlCol="0" fromWordArt="0" anchor="ctr" anchorCtr="0" forceAA="0" compatLnSpc="1">
+                    <a:prstTxWarp prst="textNoShape">
+                      <a:avLst/>
+                    </a:prstTxWarp>
+                    <a:noAutofit/>
+                  </wp:bodyPr>
+                </wp:wsp>
+              </a:graphicData>
+            </a:graphic>
+            <wp14:sizeRelH relativeFrom="margin">
+              <wp14:pctWidth>0%</wp14:pctWidth>
+            </wp14:sizeRelH>
+            <wp14:sizeRelV relativeFrom="margin">
+              <wp14:pctHeight>0%</wp14:pctHeight>
+            </wp14:sizeRelV>
+          </wp:anchor>
+        </w:drawing>
+      </w:r>
+      <w:r>
+        <w:rPr>
+          <w:rFonts w:ascii="Poppins" w:hAnsi="Poppins" w:cs="Poppins"/>
+          <w:noProof/>
+        </w:rPr>
+        <w:drawing>
+          <wp:anchor distT="0" distB="0" distL="114300" distR="114300" simplePos="0" relativeHeight="251664384" behindDoc="0" locked="0" layoutInCell="1" allowOverlap="1" wp14:anchorId="25320C21" wp14:editId="35CD46BF">
+            <wp:simplePos x="0" y="0"/>
+            <wp:positionH relativeFrom="column">
+              <wp:posOffset>2919730</wp:posOffset>
+            </wp:positionH>
+            <wp:positionV relativeFrom="paragraph">
+              <wp:posOffset>1877060</wp:posOffset>
+            </wp:positionV>
+            <wp:extent cx="942975" cy="304800"/>
+            <wp:effectExtent l="0" t="0" r="28575" b="19050"/>
+            <wp:wrapNone/>
+            <wp:docPr id="1420028517" name="Ellipse 1"/>
+            <wp:cNvGraphicFramePr/>
+            <a:graphic xmlns:a="http://purl.oclc.org/ooxml/drawingml/main">
+              <a:graphicData uri="http://schemas.microsoft.com/office/word/2010/wordprocessingShape">
+                <wp:wsp>
+                  <wp:cNvSpPr/>
+                  <wp:spPr>
+                    <a:xfrm>
+                      <a:off x="0" y="0"/>
+                      <a:ext cx="942975" cy="304800"/>
+                    </a:xfrm>
+                    <a:prstGeom prst="ellipse">
+                      <a:avLst/>
+                    </a:prstGeom>
+                    <a:noFill/>
+                    <a:ln>
+                      <a:solidFill>
+                        <a:srgbClr val="C00000"/>
+                      </a:solidFill>
+                    </a:ln>
+                  </wp:spPr>
+                  <wp:style>
+                    <a:lnRef idx="2">
+                      <a:schemeClr val="accent1">
+                        <a:shade val="15%"/>
+                      </a:schemeClr>
+                    </a:lnRef>
+                    <a:fillRef idx="1">
+                      <a:schemeClr val="accent1"/>
+                    </a:fillRef>
+                    <a:effectRef idx="0">
+                      <a:schemeClr val="accent1"/>
+                    </a:effectRef>
+                    <a:fontRef idx="minor">
+                      <a:schemeClr val="lt1"/>
+                    </a:fontRef>
+                  </wp:style>
+                  <wp:bodyPr rot="0" spcFirstLastPara="0" vertOverflow="overflow" horzOverflow="overflow" vert="horz" wrap="square" lIns="91440" tIns="45720" rIns="91440" bIns="45720" numCol="1" spcCol="0" rtlCol="0" fromWordArt="0" anchor="ctr" anchorCtr="0" forceAA="0" compatLnSpc="1">
+                    <a:prstTxWarp prst="textNoShape">
+                      <a:avLst/>
+                    </a:prstTxWarp>
+                    <a:noAutofit/>
+                  </wp:bodyPr>
+                </wp:wsp>
+              </a:graphicData>
+            </a:graphic>
+            <wp14:sizeRelH relativeFrom="margin">
+              <wp14:pctWidth>0%</wp14:pctWidth>
+            </wp14:sizeRelH>
+          </wp:anchor>
+        </w:drawing>
+      </w:r>
+      <w:r>
+        <w:rPr>
+          <w:rFonts w:ascii="Poppins" w:hAnsi="Poppins" w:cs="Poppins"/>
+        </w:rPr>
+        <w:t>Ensuite il vous faut installer le projet. Pour ce faire, cliquez sur le bouton vert « Code » puis « Download ZIP ».</w:t>
+      </w:r>
+      <w:r>
+        <w:rPr>
+          <w:rFonts w:ascii="Poppins" w:hAnsi="Poppins" w:cs="Poppins"/>
         </w:rPr>
         <w:br/>
       </w:r>
       <w:r>
         <w:rPr>
           <w:rFonts w:ascii="Poppins" w:hAnsi="Poppins" w:cs="Poppins"/>
+        </w:rPr>
+        <w:br/>
+      </w:r>
+      <w:r>
+        <w:rPr>
+          <w:rFonts w:ascii="Poppins" w:hAnsi="Poppins" w:cs="Poppins"/>
           <w:noProof/>
         </w:rPr>
         <w:drawing>
-          <wp:inline distT="0" distB="0" distL="0" distR="0" wp14:anchorId="3B61A041" wp14:editId="43EC9A7B">
+          <wp:inline distT="0" distB="0" distL="0" distR="0" wp14:anchorId="3B61A041" wp14:editId="31BDF2C2">
             <wp:extent cx="5760720" cy="3660775"/>
             <wp:effectExtent l="0" t="0" r="0" b="0"/>
             <wp:docPr id="931618828" name="Image 1" descr="Une image contenant texte, capture d’écran, logiciel, Icône d’ordinateur&#10;&#10;Le contenu généré par l’IA peut être incorrect."/>
@@ -671,11 +1033,97 @@
       <w:r>
         <w:rPr>
           <w:rFonts w:ascii="Poppins" w:hAnsi="Poppins" w:cs="Poppins"/>
+        </w:rPr>
+        <w:t>Il faut ensuite « extraire » le dossier que vous venez d’installer comme suivant :</w:t>
+      </w:r>
+    </w:p>
+    <w:p>
+      <w:pPr>
+        <w:jc w:val="both"/>
+        <w:rPr>
+          <w:rFonts w:ascii="Poppins" w:hAnsi="Poppins" w:cs="Poppins"/>
+        </w:rPr>
+      </w:pPr>
+      <w:r>
+        <w:rPr>
+          <w:rFonts w:ascii="Poppins" w:hAnsi="Poppins" w:cs="Poppins"/>
           <w:noProof/>
         </w:rPr>
         <w:lastRenderedPageBreak/>
         <w:drawing>
-          <wp:inline distT="0" distB="0" distL="0" distR="0" wp14:anchorId="7239C15D" wp14:editId="31520A64">
+          <wp:anchor distT="0" distB="0" distL="114300" distR="114300" simplePos="0" relativeHeight="251668480" behindDoc="0" locked="0" layoutInCell="1" allowOverlap="1" wp14:anchorId="6D644767" wp14:editId="016288D3">
+            <wp:simplePos x="0" y="0"/>
+            <wp:positionH relativeFrom="margin">
+              <wp:posOffset>1881505</wp:posOffset>
+            </wp:positionH>
+            <wp:positionV relativeFrom="paragraph">
+              <wp:posOffset>2224405</wp:posOffset>
+            </wp:positionV>
+            <wp:extent cx="2000250" cy="266700"/>
+            <wp:effectExtent l="0" t="0" r="19050" b="19050"/>
+            <wp:wrapNone/>
+            <wp:docPr id="145519715" name="Ellipse 1"/>
+            <wp:cNvGraphicFramePr/>
+            <a:graphic xmlns:a="http://purl.oclc.org/ooxml/drawingml/main">
+              <a:graphicData uri="http://schemas.microsoft.com/office/word/2010/wordprocessingShape">
+                <wp:wsp>
+                  <wp:cNvSpPr/>
+                  <wp:spPr>
+                    <a:xfrm>
+                      <a:off x="0" y="0"/>
+                      <a:ext cx="2000250" cy="266700"/>
+                    </a:xfrm>
+                    <a:prstGeom prst="ellipse">
+                      <a:avLst/>
+                    </a:prstGeom>
+                    <a:noFill/>
+                    <a:ln>
+                      <a:solidFill>
+                        <a:srgbClr val="C00000"/>
+                      </a:solidFill>
+                    </a:ln>
+                  </wp:spPr>
+                  <wp:style>
+                    <a:lnRef idx="2">
+                      <a:schemeClr val="accent1">
+                        <a:shade val="15%"/>
+                      </a:schemeClr>
+                    </a:lnRef>
+                    <a:fillRef idx="1">
+                      <a:schemeClr val="accent1"/>
+                    </a:fillRef>
+                    <a:effectRef idx="0">
+                      <a:schemeClr val="accent1"/>
+                    </a:effectRef>
+                    <a:fontRef idx="minor">
+                      <a:schemeClr val="lt1"/>
+                    </a:fontRef>
+                  </wp:style>
+                  <wp:bodyPr rot="0" spcFirstLastPara="0" vertOverflow="overflow" horzOverflow="overflow" vert="horz" wrap="square" lIns="91440" tIns="45720" rIns="91440" bIns="45720" numCol="1" spcCol="0" rtlCol="0" fromWordArt="0" anchor="ctr" anchorCtr="0" forceAA="0" compatLnSpc="1">
+                    <a:prstTxWarp prst="textNoShape">
+                      <a:avLst/>
+                    </a:prstTxWarp>
+                    <a:noAutofit/>
+                  </wp:bodyPr>
+                </wp:wsp>
+              </a:graphicData>
+            </a:graphic>
+            <wp14:sizeRelH relativeFrom="margin">
+              <wp14:pctWidth>0%</wp14:pctWidth>
+            </wp14:sizeRelH>
+            <wp14:sizeRelV relativeFrom="margin">
+              <wp14:pctHeight>0%</wp14:pctHeight>
+            </wp14:sizeRelV>
+          </wp:anchor>
+        </w:drawing>
+      </w:r>
+      <w:r>
+        <w:rPr>
+          <w:rFonts w:ascii="Poppins" w:hAnsi="Poppins" w:cs="Poppins"/>
+          <w:noProof/>
+        </w:rPr>
+        <w:drawing>
+          <wp:inline distT="0" distB="0" distL="0" distR="0" wp14:anchorId="7239C15D" wp14:editId="7498A830">
             <wp:extent cx="5760720" cy="4105910"/>
             <wp:effectExtent l="0" t="0" r="0" b="8890"/>
             <wp:docPr id="1313566064" name="Image 1" descr="Une image contenant texte, capture d’écran, logiciel, Icône d’ordinateur&#10;&#10;Le contenu généré par l’IA peut être incorrect."/>
@@ -721,10 +1169,96 @@
       <w:r>
         <w:rPr>
           <w:rFonts w:ascii="Poppins" w:hAnsi="Poppins" w:cs="Poppins"/>
+        </w:rPr>
+        <w:t>Puis cliquez sur « Parcourir » pour y ajouter au bon endroit sur WampServer.</w:t>
+      </w:r>
+    </w:p>
+    <w:p>
+      <w:pPr>
+        <w:jc w:val="both"/>
+        <w:rPr>
+          <w:rFonts w:ascii="Poppins" w:hAnsi="Poppins" w:cs="Poppins"/>
+        </w:rPr>
+      </w:pPr>
+      <w:r>
+        <w:rPr>
+          <w:rFonts w:ascii="Poppins" w:hAnsi="Poppins" w:cs="Poppins"/>
           <w:noProof/>
         </w:rPr>
         <w:drawing>
-          <wp:inline distT="0" distB="0" distL="0" distR="0" wp14:anchorId="6A8104C8" wp14:editId="2698D8F4">
+          <wp:anchor distT="0" distB="0" distL="114300" distR="114300" simplePos="0" relativeHeight="251670528" behindDoc="0" locked="0" layoutInCell="1" allowOverlap="1" wp14:anchorId="77DE1A77" wp14:editId="693C147B">
+            <wp:simplePos x="0" y="0"/>
+            <wp:positionH relativeFrom="margin">
+              <wp:posOffset>4379595</wp:posOffset>
+            </wp:positionH>
+            <wp:positionV relativeFrom="paragraph">
+              <wp:posOffset>1315085</wp:posOffset>
+            </wp:positionV>
+            <wp:extent cx="1190625" cy="266700"/>
+            <wp:effectExtent l="0" t="0" r="28575" b="19050"/>
+            <wp:wrapNone/>
+            <wp:docPr id="850084218" name="Ellipse 1"/>
+            <wp:cNvGraphicFramePr/>
+            <a:graphic xmlns:a="http://purl.oclc.org/ooxml/drawingml/main">
+              <a:graphicData uri="http://schemas.microsoft.com/office/word/2010/wordprocessingShape">
+                <wp:wsp>
+                  <wp:cNvSpPr/>
+                  <wp:spPr>
+                    <a:xfrm>
+                      <a:off x="0" y="0"/>
+                      <a:ext cx="1190625" cy="266700"/>
+                    </a:xfrm>
+                    <a:prstGeom prst="ellipse">
+                      <a:avLst/>
+                    </a:prstGeom>
+                    <a:noFill/>
+                    <a:ln>
+                      <a:solidFill>
+                        <a:srgbClr val="C00000"/>
+                      </a:solidFill>
+                    </a:ln>
+                  </wp:spPr>
+                  <wp:style>
+                    <a:lnRef idx="2">
+                      <a:schemeClr val="accent1">
+                        <a:shade val="15%"/>
+                      </a:schemeClr>
+                    </a:lnRef>
+                    <a:fillRef idx="1">
+                      <a:schemeClr val="accent1"/>
+                    </a:fillRef>
+                    <a:effectRef idx="0">
+                      <a:schemeClr val="accent1"/>
+                    </a:effectRef>
+                    <a:fontRef idx="minor">
+                      <a:schemeClr val="lt1"/>
+                    </a:fontRef>
+                  </wp:style>
+                  <wp:bodyPr rot="0" spcFirstLastPara="0" vertOverflow="overflow" horzOverflow="overflow" vert="horz" wrap="square" lIns="91440" tIns="45720" rIns="91440" bIns="45720" numCol="1" spcCol="0" rtlCol="0" fromWordArt="0" anchor="ctr" anchorCtr="0" forceAA="0" compatLnSpc="1">
+                    <a:prstTxWarp prst="textNoShape">
+                      <a:avLst/>
+                    </a:prstTxWarp>
+                    <a:noAutofit/>
+                  </wp:bodyPr>
+                </wp:wsp>
+              </a:graphicData>
+            </a:graphic>
+            <wp14:sizeRelH relativeFrom="margin">
+              <wp14:pctWidth>0%</wp14:pctWidth>
+            </wp14:sizeRelH>
+            <wp14:sizeRelV relativeFrom="margin">
+              <wp14:pctHeight>0%</wp14:pctHeight>
+            </wp14:sizeRelV>
+          </wp:anchor>
+        </w:drawing>
+      </w:r>
+      <w:r>
+        <w:rPr>
+          <w:rFonts w:ascii="Poppins" w:hAnsi="Poppins" w:cs="Poppins"/>
+          <w:noProof/>
+        </w:rPr>
+        <w:drawing>
+          <wp:inline distT="0" distB="0" distL="0" distR="0" wp14:anchorId="6A8104C8" wp14:editId="0CE89158">
             <wp:extent cx="5760720" cy="4204970"/>
             <wp:effectExtent l="0" t="0" r="0" b="5080"/>
             <wp:docPr id="965435357" name="Image 1" descr="Une image contenant texte, capture d’écran, logiciel, affichage&#10;&#10;Le contenu généré par l’IA peut être incorrect."/>
@@ -774,7 +1308,79 @@
         </w:rPr>
         <w:lastRenderedPageBreak/>
         <w:drawing>
-          <wp:inline distT="0" distB="0" distL="0" distR="0" wp14:anchorId="054B70FA" wp14:editId="2C99D06A">
+          <wp:anchor distT="0" distB="0" distL="114300" distR="114300" simplePos="0" relativeHeight="251672576" behindDoc="0" locked="0" layoutInCell="1" allowOverlap="1" wp14:anchorId="3684E5FE" wp14:editId="09E6BE94">
+            <wp:simplePos x="0" y="0"/>
+            <wp:positionH relativeFrom="margin">
+              <wp:posOffset>1205230</wp:posOffset>
+            </wp:positionH>
+            <wp:positionV relativeFrom="paragraph">
+              <wp:posOffset>1138554</wp:posOffset>
+            </wp:positionV>
+            <wp:extent cx="2209800" cy="428625"/>
+            <wp:effectExtent l="0" t="0" r="19050" b="28575"/>
+            <wp:wrapNone/>
+            <wp:docPr id="59951273" name="Ellipse 1"/>
+            <wp:cNvGraphicFramePr/>
+            <a:graphic xmlns:a="http://purl.oclc.org/ooxml/drawingml/main">
+              <a:graphicData uri="http://schemas.microsoft.com/office/word/2010/wordprocessingShape">
+                <wp:wsp>
+                  <wp:cNvSpPr/>
+                  <wp:spPr>
+                    <a:xfrm>
+                      <a:off x="0" y="0"/>
+                      <a:ext cx="2209800" cy="428625"/>
+                    </a:xfrm>
+                    <a:prstGeom prst="ellipse">
+                      <a:avLst/>
+                    </a:prstGeom>
+                    <a:noFill/>
+                    <a:ln>
+                      <a:solidFill>
+                        <a:srgbClr val="C00000"/>
+                      </a:solidFill>
+                    </a:ln>
+                  </wp:spPr>
+                  <wp:style>
+                    <a:lnRef idx="2">
+                      <a:schemeClr val="accent1">
+                        <a:shade val="15%"/>
+                      </a:schemeClr>
+                    </a:lnRef>
+                    <a:fillRef idx="1">
+                      <a:schemeClr val="accent1"/>
+                    </a:fillRef>
+                    <a:effectRef idx="0">
+                      <a:schemeClr val="accent1"/>
+                    </a:effectRef>
+                    <a:fontRef idx="minor">
+                      <a:schemeClr val="lt1"/>
+                    </a:fontRef>
+                  </wp:style>
+                  <wp:bodyPr rot="0" spcFirstLastPara="0" vertOverflow="overflow" horzOverflow="overflow" vert="horz" wrap="square" lIns="91440" tIns="45720" rIns="91440" bIns="45720" numCol="1" spcCol="0" rtlCol="0" fromWordArt="0" anchor="ctr" anchorCtr="0" forceAA="0" compatLnSpc="1">
+                    <a:prstTxWarp prst="textNoShape">
+                      <a:avLst/>
+                    </a:prstTxWarp>
+                    <a:noAutofit/>
+                  </wp:bodyPr>
+                </wp:wsp>
+              </a:graphicData>
+            </a:graphic>
+            <wp14:sizeRelH relativeFrom="margin">
+              <wp14:pctWidth>0%</wp14:pctWidth>
+            </wp14:sizeRelH>
+            <wp14:sizeRelV relativeFrom="margin">
+              <wp14:pctHeight>0%</wp14:pctHeight>
+            </wp14:sizeRelV>
+          </wp:anchor>
+        </w:drawing>
+      </w:r>
+      <w:r>
+        <w:rPr>
+          <w:rFonts w:ascii="Poppins" w:hAnsi="Poppins" w:cs="Poppins"/>
+          <w:noProof/>
+        </w:rPr>
+        <w:drawing>
+          <wp:inline distT="0" distB="0" distL="0" distR="0" wp14:anchorId="054B70FA" wp14:editId="6E1E5EBF">
             <wp:extent cx="5760720" cy="4451985"/>
             <wp:effectExtent l="0" t="0" r="0" b="5715"/>
             <wp:docPr id="1772086296" name="Image 1" descr="Une image contenant texte, capture d’écran, logiciel, Icône d’ordinateur&#10;&#10;Le contenu généré par l’IA peut être incorrect."/>
@@ -824,7 +1430,79 @@
         </w:rPr>
         <w:lastRenderedPageBreak/>
         <w:drawing>
-          <wp:inline distT="0" distB="0" distL="0" distR="0" wp14:anchorId="0EA9B2F4" wp14:editId="585B2477">
+          <wp:anchor distT="0" distB="0" distL="114300" distR="114300" simplePos="0" relativeHeight="251674624" behindDoc="0" locked="0" layoutInCell="1" allowOverlap="1" wp14:anchorId="322E5DEE" wp14:editId="0853E873">
+            <wp:simplePos x="0" y="0"/>
+            <wp:positionH relativeFrom="margin">
+              <wp:posOffset>1186180</wp:posOffset>
+            </wp:positionH>
+            <wp:positionV relativeFrom="paragraph">
+              <wp:posOffset>2214880</wp:posOffset>
+            </wp:positionV>
+            <wp:extent cx="4667250" cy="238125"/>
+            <wp:effectExtent l="0" t="0" r="19050" b="28575"/>
+            <wp:wrapNone/>
+            <wp:docPr id="1908070884" name="Ellipse 1"/>
+            <wp:cNvGraphicFramePr/>
+            <a:graphic xmlns:a="http://purl.oclc.org/ooxml/drawingml/main">
+              <a:graphicData uri="http://schemas.microsoft.com/office/word/2010/wordprocessingShape">
+                <wp:wsp>
+                  <wp:cNvSpPr/>
+                  <wp:spPr>
+                    <a:xfrm>
+                      <a:off x="0" y="0"/>
+                      <a:ext cx="4667250" cy="238125"/>
+                    </a:xfrm>
+                    <a:prstGeom prst="ellipse">
+                      <a:avLst/>
+                    </a:prstGeom>
+                    <a:noFill/>
+                    <a:ln>
+                      <a:solidFill>
+                        <a:srgbClr val="C00000"/>
+                      </a:solidFill>
+                    </a:ln>
+                  </wp:spPr>
+                  <wp:style>
+                    <a:lnRef idx="2">
+                      <a:schemeClr val="accent1">
+                        <a:shade val="15%"/>
+                      </a:schemeClr>
+                    </a:lnRef>
+                    <a:fillRef idx="1">
+                      <a:schemeClr val="accent1"/>
+                    </a:fillRef>
+                    <a:effectRef idx="0">
+                      <a:schemeClr val="accent1"/>
+                    </a:effectRef>
+                    <a:fontRef idx="minor">
+                      <a:schemeClr val="lt1"/>
+                    </a:fontRef>
+                  </wp:style>
+                  <wp:bodyPr rot="0" spcFirstLastPara="0" vertOverflow="overflow" horzOverflow="overflow" vert="horz" wrap="square" lIns="91440" tIns="45720" rIns="91440" bIns="45720" numCol="1" spcCol="0" rtlCol="0" fromWordArt="0" anchor="ctr" anchorCtr="0" forceAA="0" compatLnSpc="1">
+                    <a:prstTxWarp prst="textNoShape">
+                      <a:avLst/>
+                    </a:prstTxWarp>
+                    <a:noAutofit/>
+                  </wp:bodyPr>
+                </wp:wsp>
+              </a:graphicData>
+            </a:graphic>
+            <wp14:sizeRelH relativeFrom="margin">
+              <wp14:pctWidth>0%</wp14:pctWidth>
+            </wp14:sizeRelH>
+            <wp14:sizeRelV relativeFrom="margin">
+              <wp14:pctHeight>0%</wp14:pctHeight>
+            </wp14:sizeRelV>
+          </wp:anchor>
+        </w:drawing>
+      </w:r>
+      <w:r>
+        <w:rPr>
+          <w:rFonts w:ascii="Poppins" w:hAnsi="Poppins" w:cs="Poppins"/>
+          <w:noProof/>
+        </w:rPr>
+        <w:drawing>
+          <wp:inline distT="0" distB="0" distL="0" distR="0" wp14:anchorId="0EA9B2F4" wp14:editId="32E8F43B">
             <wp:extent cx="5760720" cy="4446270"/>
             <wp:effectExtent l="0" t="0" r="0" b="0"/>
             <wp:docPr id="756858033" name="Image 1" descr="Une image contenant texte, capture d’écran, logiciel, Icône d’ordinateur&#10;&#10;Le contenu généré par l’IA peut être incorrect."/>
@@ -874,7 +1552,79 @@
         </w:rPr>
         <w:lastRenderedPageBreak/>
         <w:drawing>
-          <wp:inline distT="0" distB="0" distL="0" distR="0" wp14:anchorId="67193063" wp14:editId="559220D1">
+          <wp:anchor distT="0" distB="0" distL="114300" distR="114300" simplePos="0" relativeHeight="251676672" behindDoc="0" locked="0" layoutInCell="1" allowOverlap="1" wp14:anchorId="363FC8BD" wp14:editId="7D4142D2">
+            <wp:simplePos x="0" y="0"/>
+            <wp:positionH relativeFrom="margin">
+              <wp:align>right</wp:align>
+            </wp:positionH>
+            <wp:positionV relativeFrom="paragraph">
+              <wp:posOffset>3310255</wp:posOffset>
+            </wp:positionV>
+            <wp:extent cx="4486275" cy="257175"/>
+            <wp:effectExtent l="0" t="0" r="28575" b="28575"/>
+            <wp:wrapNone/>
+            <wp:docPr id="1792472749" name="Ellipse 1"/>
+            <wp:cNvGraphicFramePr/>
+            <a:graphic xmlns:a="http://purl.oclc.org/ooxml/drawingml/main">
+              <a:graphicData uri="http://schemas.microsoft.com/office/word/2010/wordprocessingShape">
+                <wp:wsp>
+                  <wp:cNvSpPr/>
+                  <wp:spPr>
+                    <a:xfrm>
+                      <a:off x="0" y="0"/>
+                      <a:ext cx="4486275" cy="257175"/>
+                    </a:xfrm>
+                    <a:prstGeom prst="ellipse">
+                      <a:avLst/>
+                    </a:prstGeom>
+                    <a:noFill/>
+                    <a:ln>
+                      <a:solidFill>
+                        <a:srgbClr val="C00000"/>
+                      </a:solidFill>
+                    </a:ln>
+                  </wp:spPr>
+                  <wp:style>
+                    <a:lnRef idx="2">
+                      <a:schemeClr val="accent1">
+                        <a:shade val="15%"/>
+                      </a:schemeClr>
+                    </a:lnRef>
+                    <a:fillRef idx="1">
+                      <a:schemeClr val="accent1"/>
+                    </a:fillRef>
+                    <a:effectRef idx="0">
+                      <a:schemeClr val="accent1"/>
+                    </a:effectRef>
+                    <a:fontRef idx="minor">
+                      <a:schemeClr val="lt1"/>
+                    </a:fontRef>
+                  </wp:style>
+                  <wp:bodyPr rot="0" spcFirstLastPara="0" vertOverflow="overflow" horzOverflow="overflow" vert="horz" wrap="square" lIns="91440" tIns="45720" rIns="91440" bIns="45720" numCol="1" spcCol="0" rtlCol="0" fromWordArt="0" anchor="ctr" anchorCtr="0" forceAA="0" compatLnSpc="1">
+                    <a:prstTxWarp prst="textNoShape">
+                      <a:avLst/>
+                    </a:prstTxWarp>
+                    <a:noAutofit/>
+                  </wp:bodyPr>
+                </wp:wsp>
+              </a:graphicData>
+            </a:graphic>
+            <wp14:sizeRelH relativeFrom="margin">
+              <wp14:pctWidth>0%</wp14:pctWidth>
+            </wp14:sizeRelH>
+            <wp14:sizeRelV relativeFrom="margin">
+              <wp14:pctHeight>0%</wp14:pctHeight>
+            </wp14:sizeRelV>
+          </wp:anchor>
+        </w:drawing>
+      </w:r>
+      <w:r>
+        <w:rPr>
+          <w:rFonts w:ascii="Poppins" w:hAnsi="Poppins" w:cs="Poppins"/>
+          <w:noProof/>
+        </w:rPr>
+        <w:drawing>
+          <wp:inline distT="0" distB="0" distL="0" distR="0" wp14:anchorId="67193063" wp14:editId="298714CD">
             <wp:extent cx="5760720" cy="4371340"/>
             <wp:effectExtent l="0" t="0" r="0" b="0"/>
             <wp:docPr id="160792757" name="Image 1" descr="Une image contenant texte, capture d’écran, logiciel, Icône d’ordinateur&#10;&#10;Le contenu généré par l’IA peut être incorrect."/>
@@ -923,7 +1673,79 @@
           <w:noProof/>
         </w:rPr>
         <w:drawing>
-          <wp:inline distT="0" distB="0" distL="0" distR="0" wp14:anchorId="73EAA52C" wp14:editId="2E982F9A">
+          <wp:anchor distT="0" distB="0" distL="114300" distR="114300" simplePos="0" relativeHeight="251678720" behindDoc="0" locked="0" layoutInCell="1" allowOverlap="1" wp14:anchorId="45004138" wp14:editId="7AEE23A3">
+            <wp:simplePos x="0" y="0"/>
+            <wp:positionH relativeFrom="margin">
+              <wp:posOffset>3404722</wp:posOffset>
+            </wp:positionH>
+            <wp:positionV relativeFrom="paragraph">
+              <wp:posOffset>4144199</wp:posOffset>
+            </wp:positionV>
+            <wp:extent cx="1592283" cy="200025"/>
+            <wp:effectExtent l="0" t="0" r="27305" b="28575"/>
+            <wp:wrapNone/>
+            <wp:docPr id="943234579" name="Ellipse 1"/>
+            <wp:cNvGraphicFramePr/>
+            <a:graphic xmlns:a="http://purl.oclc.org/ooxml/drawingml/main">
+              <a:graphicData uri="http://schemas.microsoft.com/office/word/2010/wordprocessingShape">
+                <wp:wsp>
+                  <wp:cNvSpPr/>
+                  <wp:spPr>
+                    <a:xfrm>
+                      <a:off x="0" y="0"/>
+                      <a:ext cx="1592283" cy="200025"/>
+                    </a:xfrm>
+                    <a:prstGeom prst="ellipse">
+                      <a:avLst/>
+                    </a:prstGeom>
+                    <a:noFill/>
+                    <a:ln>
+                      <a:solidFill>
+                        <a:srgbClr val="C00000"/>
+                      </a:solidFill>
+                    </a:ln>
+                  </wp:spPr>
+                  <wp:style>
+                    <a:lnRef idx="2">
+                      <a:schemeClr val="accent1">
+                        <a:shade val="15%"/>
+                      </a:schemeClr>
+                    </a:lnRef>
+                    <a:fillRef idx="1">
+                      <a:schemeClr val="accent1"/>
+                    </a:fillRef>
+                    <a:effectRef idx="0">
+                      <a:schemeClr val="accent1"/>
+                    </a:effectRef>
+                    <a:fontRef idx="minor">
+                      <a:schemeClr val="lt1"/>
+                    </a:fontRef>
+                  </wp:style>
+                  <wp:bodyPr rot="0" spcFirstLastPara="0" vertOverflow="overflow" horzOverflow="overflow" vert="horz" wrap="square" lIns="91440" tIns="45720" rIns="91440" bIns="45720" numCol="1" spcCol="0" rtlCol="0" fromWordArt="0" anchor="ctr" anchorCtr="0" forceAA="0" compatLnSpc="1">
+                    <a:prstTxWarp prst="textNoShape">
+                      <a:avLst/>
+                    </a:prstTxWarp>
+                    <a:noAutofit/>
+                  </wp:bodyPr>
+                </wp:wsp>
+              </a:graphicData>
+            </a:graphic>
+            <wp14:sizeRelH relativeFrom="margin">
+              <wp14:pctWidth>0%</wp14:pctWidth>
+            </wp14:sizeRelH>
+            <wp14:sizeRelV relativeFrom="margin">
+              <wp14:pctHeight>0%</wp14:pctHeight>
+            </wp14:sizeRelV>
+          </wp:anchor>
+        </w:drawing>
+      </w:r>
+      <w:r>
+        <w:rPr>
+          <w:rFonts w:ascii="Poppins" w:hAnsi="Poppins" w:cs="Poppins"/>
+          <w:noProof/>
+        </w:rPr>
+        <w:drawing>
+          <wp:inline distT="0" distB="0" distL="0" distR="0" wp14:anchorId="73EAA52C" wp14:editId="36917329">
             <wp:extent cx="5760720" cy="4344035"/>
             <wp:effectExtent l="0" t="0" r="0" b="0"/>
             <wp:docPr id="50086608" name="Image 1" descr="Une image contenant texte, capture d’écran, logiciel, Icône d’ordinateur&#10;&#10;Le contenu généré par l’IA peut être incorrect."/>
@@ -972,6 +1794,150 @@
           <w:noProof/>
         </w:rPr>
         <w:lastRenderedPageBreak/>
+        <w:drawing>
+          <wp:anchor distT="0" distB="0" distL="114300" distR="114300" simplePos="0" relativeHeight="251682816" behindDoc="0" locked="0" layoutInCell="1" allowOverlap="1" wp14:anchorId="5D9DB43D" wp14:editId="517265D9">
+            <wp:simplePos x="0" y="0"/>
+            <wp:positionH relativeFrom="margin">
+              <wp:posOffset>276657</wp:posOffset>
+            </wp:positionH>
+            <wp:positionV relativeFrom="paragraph">
+              <wp:posOffset>1358849</wp:posOffset>
+            </wp:positionV>
+            <wp:extent cx="1173392" cy="200025"/>
+            <wp:effectExtent l="0" t="0" r="27305" b="28575"/>
+            <wp:wrapNone/>
+            <wp:docPr id="1792929255" name="Ellipse 1"/>
+            <wp:cNvGraphicFramePr/>
+            <a:graphic xmlns:a="http://purl.oclc.org/ooxml/drawingml/main">
+              <a:graphicData uri="http://schemas.microsoft.com/office/word/2010/wordprocessingShape">
+                <wp:wsp>
+                  <wp:cNvSpPr/>
+                  <wp:spPr>
+                    <a:xfrm>
+                      <a:off x="0" y="0"/>
+                      <a:ext cx="1173392" cy="200025"/>
+                    </a:xfrm>
+                    <a:prstGeom prst="ellipse">
+                      <a:avLst/>
+                    </a:prstGeom>
+                    <a:noFill/>
+                    <a:ln>
+                      <a:solidFill>
+                        <a:srgbClr val="C00000"/>
+                      </a:solidFill>
+                    </a:ln>
+                  </wp:spPr>
+                  <wp:style>
+                    <a:lnRef idx="2">
+                      <a:schemeClr val="accent1">
+                        <a:shade val="15%"/>
+                      </a:schemeClr>
+                    </a:lnRef>
+                    <a:fillRef idx="1">
+                      <a:schemeClr val="accent1"/>
+                    </a:fillRef>
+                    <a:effectRef idx="0">
+                      <a:schemeClr val="accent1"/>
+                    </a:effectRef>
+                    <a:fontRef idx="minor">
+                      <a:schemeClr val="lt1"/>
+                    </a:fontRef>
+                  </wp:style>
+                  <wp:bodyPr rot="0" spcFirstLastPara="0" vertOverflow="overflow" horzOverflow="overflow" vert="horz" wrap="square" lIns="91440" tIns="45720" rIns="91440" bIns="45720" numCol="1" spcCol="0" rtlCol="0" fromWordArt="0" anchor="ctr" anchorCtr="0" forceAA="0" compatLnSpc="1">
+                    <a:prstTxWarp prst="textNoShape">
+                      <a:avLst/>
+                    </a:prstTxWarp>
+                    <a:noAutofit/>
+                  </wp:bodyPr>
+                </wp:wsp>
+              </a:graphicData>
+            </a:graphic>
+            <wp14:sizeRelH relativeFrom="margin">
+              <wp14:pctWidth>0%</wp14:pctWidth>
+            </wp14:sizeRelH>
+            <wp14:sizeRelV relativeFrom="margin">
+              <wp14:pctHeight>0%</wp14:pctHeight>
+            </wp14:sizeRelV>
+          </wp:anchor>
+        </w:drawing>
+      </w:r>
+      <w:r>
+        <w:rPr>
+          <w:rFonts w:ascii="Poppins" w:hAnsi="Poppins" w:cs="Poppins"/>
+          <w:noProof/>
+        </w:rPr>
+        <w:drawing>
+          <wp:anchor distT="0" distB="0" distL="114300" distR="114300" simplePos="0" relativeHeight="251680768" behindDoc="0" locked="0" layoutInCell="1" allowOverlap="1" wp14:anchorId="2960A233" wp14:editId="1728A73D">
+            <wp:simplePos x="0" y="0"/>
+            <wp:positionH relativeFrom="margin">
+              <wp:posOffset>3899091</wp:posOffset>
+            </wp:positionH>
+            <wp:positionV relativeFrom="paragraph">
+              <wp:posOffset>3978650</wp:posOffset>
+            </wp:positionV>
+            <wp:extent cx="1173392" cy="200025"/>
+            <wp:effectExtent l="0" t="0" r="27305" b="28575"/>
+            <wp:wrapNone/>
+            <wp:docPr id="332354539" name="Ellipse 1"/>
+            <wp:cNvGraphicFramePr/>
+            <a:graphic xmlns:a="http://purl.oclc.org/ooxml/drawingml/main">
+              <a:graphicData uri="http://schemas.microsoft.com/office/word/2010/wordprocessingShape">
+                <wp:wsp>
+                  <wp:cNvSpPr/>
+                  <wp:spPr>
+                    <a:xfrm>
+                      <a:off x="0" y="0"/>
+                      <a:ext cx="1173392" cy="200025"/>
+                    </a:xfrm>
+                    <a:prstGeom prst="ellipse">
+                      <a:avLst/>
+                    </a:prstGeom>
+                    <a:noFill/>
+                    <a:ln>
+                      <a:solidFill>
+                        <a:srgbClr val="C00000"/>
+                      </a:solidFill>
+                    </a:ln>
+                  </wp:spPr>
+                  <wp:style>
+                    <a:lnRef idx="2">
+                      <a:schemeClr val="accent1">
+                        <a:shade val="15%"/>
+                      </a:schemeClr>
+                    </a:lnRef>
+                    <a:fillRef idx="1">
+                      <a:schemeClr val="accent1"/>
+                    </a:fillRef>
+                    <a:effectRef idx="0">
+                      <a:schemeClr val="accent1"/>
+                    </a:effectRef>
+                    <a:fontRef idx="minor">
+                      <a:schemeClr val="lt1"/>
+                    </a:fontRef>
+                  </wp:style>
+                  <wp:bodyPr rot="0" spcFirstLastPara="0" vertOverflow="overflow" horzOverflow="overflow" vert="horz" wrap="square" lIns="91440" tIns="45720" rIns="91440" bIns="45720" numCol="1" spcCol="0" rtlCol="0" fromWordArt="0" anchor="ctr" anchorCtr="0" forceAA="0" compatLnSpc="1">
+                    <a:prstTxWarp prst="textNoShape">
+                      <a:avLst/>
+                    </a:prstTxWarp>
+                    <a:noAutofit/>
+                  </wp:bodyPr>
+                </wp:wsp>
+              </a:graphicData>
+            </a:graphic>
+            <wp14:sizeRelH relativeFrom="margin">
+              <wp14:pctWidth>0%</wp14:pctWidth>
+            </wp14:sizeRelH>
+            <wp14:sizeRelV relativeFrom="margin">
+              <wp14:pctHeight>0%</wp14:pctHeight>
+            </wp14:sizeRelV>
+          </wp:anchor>
+        </w:drawing>
+      </w:r>
+      <w:r>
+        <w:rPr>
+          <w:rFonts w:ascii="Poppins" w:hAnsi="Poppins" w:cs="Poppins"/>
+          <w:noProof/>
+        </w:rPr>
         <w:drawing>
           <wp:inline distT="0" distB="0" distL="0" distR="0" wp14:anchorId="4D35AD1D" wp14:editId="261D9900">
             <wp:extent cx="5760720" cy="4256405"/>
@@ -1123,14 +2089,12 @@
         </w:rPr>
         <w:t>Clic droit sur l’</w:t>
       </w:r>
-      <w:proofErr w:type="spellStart"/>
-      <w:r>
-        <w:rPr>
-          <w:rFonts w:ascii="Poppins" w:hAnsi="Poppins" w:cs="Poppins"/>
-        </w:rPr>
-        <w:t>icone</w:t>
-      </w:r>
-      <w:proofErr w:type="spellEnd"/>
+      <w:r>
+        <w:rPr>
+          <w:rFonts w:ascii="Poppins" w:hAnsi="Poppins" w:cs="Poppins"/>
+        </w:rPr>
+        <w:t>icône</w:t>
+      </w:r>
       <w:r>
         <w:rPr>
           <w:rFonts w:ascii="Poppins" w:hAnsi="Poppins" w:cs="Poppins"/>
@@ -1140,7 +2104,7 @@
     </w:p>
     <w:p>
       <w:pPr>
-        <w:jc w:val="both"/>
+        <w:jc w:val="center"/>
         <w:rPr>
           <w:rFonts w:ascii="Poppins" w:hAnsi="Poppins" w:cs="Poppins"/>
         </w:rPr>
@@ -1151,7 +2115,7 @@
           <w:noProof/>
         </w:rPr>
         <w:drawing>
-          <wp:inline distT="0" distB="0" distL="0" distR="0" wp14:anchorId="2094E0EB" wp14:editId="75C37BA2">
+          <wp:inline distT="0" distB="0" distL="0" distR="0" wp14:anchorId="2094E0EB" wp14:editId="310185D5">
             <wp:extent cx="2657475" cy="3152775"/>
             <wp:effectExtent l="0" t="0" r="9525" b="9525"/>
             <wp:docPr id="1875682363" name="Image 1" descr="Une image contenant texte, capture d’écran, logiciel, Icône d’ordinateur&#10;&#10;Le contenu généré par l’IA peut être incorrect."/>
@@ -1189,11 +2153,227 @@
     </w:p>
     <w:p>
       <w:pPr>
-        <w:jc w:val="both"/>
+        <w:jc w:val="center"/>
         <w:rPr>
           <w:rFonts w:ascii="Poppins" w:hAnsi="Poppins" w:cs="Poppins"/>
         </w:rPr>
       </w:pPr>
+      <w:r>
+        <w:rPr>
+          <w:rFonts w:ascii="Poppins" w:hAnsi="Poppins" w:cs="Poppins"/>
+          <w:noProof/>
+        </w:rPr>
+        <w:drawing>
+          <wp:anchor distT="0" distB="0" distL="114300" distR="114300" simplePos="0" relativeHeight="251688960" behindDoc="0" locked="0" layoutInCell="1" allowOverlap="1" wp14:anchorId="22F9D491" wp14:editId="048F0019">
+            <wp:simplePos x="0" y="0"/>
+            <wp:positionH relativeFrom="margin">
+              <wp:posOffset>166440</wp:posOffset>
+            </wp:positionH>
+            <wp:positionV relativeFrom="paragraph">
+              <wp:posOffset>2815014</wp:posOffset>
+            </wp:positionV>
+            <wp:extent cx="1908083" cy="200025"/>
+            <wp:effectExtent l="0" t="0" r="16510" b="28575"/>
+            <wp:wrapNone/>
+            <wp:docPr id="1995181768" name="Ellipse 1"/>
+            <wp:cNvGraphicFramePr/>
+            <a:graphic xmlns:a="http://purl.oclc.org/ooxml/drawingml/main">
+              <a:graphicData uri="http://schemas.microsoft.com/office/word/2010/wordprocessingShape">
+                <wp:wsp>
+                  <wp:cNvSpPr/>
+                  <wp:spPr>
+                    <a:xfrm>
+                      <a:off x="0" y="0"/>
+                      <a:ext cx="1908083" cy="200025"/>
+                    </a:xfrm>
+                    <a:prstGeom prst="ellipse">
+                      <a:avLst/>
+                    </a:prstGeom>
+                    <a:noFill/>
+                    <a:ln>
+                      <a:solidFill>
+                        <a:srgbClr val="C00000"/>
+                      </a:solidFill>
+                    </a:ln>
+                  </wp:spPr>
+                  <wp:style>
+                    <a:lnRef idx="2">
+                      <a:schemeClr val="accent1">
+                        <a:shade val="15%"/>
+                      </a:schemeClr>
+                    </a:lnRef>
+                    <a:fillRef idx="1">
+                      <a:schemeClr val="accent1"/>
+                    </a:fillRef>
+                    <a:effectRef idx="0">
+                      <a:schemeClr val="accent1"/>
+                    </a:effectRef>
+                    <a:fontRef idx="minor">
+                      <a:schemeClr val="lt1"/>
+                    </a:fontRef>
+                  </wp:style>
+                  <wp:bodyPr rot="0" spcFirstLastPara="0" vertOverflow="overflow" horzOverflow="overflow" vert="horz" wrap="square" lIns="91440" tIns="45720" rIns="91440" bIns="45720" numCol="1" spcCol="0" rtlCol="0" fromWordArt="0" anchor="ctr" anchorCtr="0" forceAA="0" compatLnSpc="1">
+                    <a:prstTxWarp prst="textNoShape">
+                      <a:avLst/>
+                    </a:prstTxWarp>
+                    <a:noAutofit/>
+                  </wp:bodyPr>
+                </wp:wsp>
+              </a:graphicData>
+            </a:graphic>
+            <wp14:sizeRelH relativeFrom="margin">
+              <wp14:pctWidth>0%</wp14:pctWidth>
+            </wp14:sizeRelH>
+            <wp14:sizeRelV relativeFrom="margin">
+              <wp14:pctHeight>0%</wp14:pctHeight>
+            </wp14:sizeRelV>
+          </wp:anchor>
+        </w:drawing>
+      </w:r>
+      <w:r>
+        <w:rPr>
+          <w:rFonts w:ascii="Poppins" w:hAnsi="Poppins" w:cs="Poppins"/>
+          <w:noProof/>
+        </w:rPr>
+        <w:drawing>
+          <wp:anchor distT="0" distB="0" distL="114300" distR="114300" simplePos="0" relativeHeight="251686912" behindDoc="0" locked="0" layoutInCell="1" allowOverlap="1" wp14:anchorId="55A72630" wp14:editId="18E7CFB3">
+            <wp:simplePos x="0" y="0"/>
+            <wp:positionH relativeFrom="margin">
+              <wp:posOffset>2085094</wp:posOffset>
+            </wp:positionH>
+            <wp:positionV relativeFrom="paragraph">
+              <wp:posOffset>2529576</wp:posOffset>
+            </wp:positionV>
+            <wp:extent cx="1908083" cy="200025"/>
+            <wp:effectExtent l="0" t="0" r="16510" b="28575"/>
+            <wp:wrapNone/>
+            <wp:docPr id="876228023" name="Ellipse 1"/>
+            <wp:cNvGraphicFramePr/>
+            <a:graphic xmlns:a="http://purl.oclc.org/ooxml/drawingml/main">
+              <a:graphicData uri="http://schemas.microsoft.com/office/word/2010/wordprocessingShape">
+                <wp:wsp>
+                  <wp:cNvSpPr/>
+                  <wp:spPr>
+                    <a:xfrm>
+                      <a:off x="0" y="0"/>
+                      <a:ext cx="1908083" cy="200025"/>
+                    </a:xfrm>
+                    <a:prstGeom prst="ellipse">
+                      <a:avLst/>
+                    </a:prstGeom>
+                    <a:noFill/>
+                    <a:ln>
+                      <a:solidFill>
+                        <a:srgbClr val="C00000"/>
+                      </a:solidFill>
+                    </a:ln>
+                  </wp:spPr>
+                  <wp:style>
+                    <a:lnRef idx="2">
+                      <a:schemeClr val="accent1">
+                        <a:shade val="15%"/>
+                      </a:schemeClr>
+                    </a:lnRef>
+                    <a:fillRef idx="1">
+                      <a:schemeClr val="accent1"/>
+                    </a:fillRef>
+                    <a:effectRef idx="0">
+                      <a:schemeClr val="accent1"/>
+                    </a:effectRef>
+                    <a:fontRef idx="minor">
+                      <a:schemeClr val="lt1"/>
+                    </a:fontRef>
+                  </wp:style>
+                  <wp:bodyPr rot="0" spcFirstLastPara="0" vertOverflow="overflow" horzOverflow="overflow" vert="horz" wrap="square" lIns="91440" tIns="45720" rIns="91440" bIns="45720" numCol="1" spcCol="0" rtlCol="0" fromWordArt="0" anchor="ctr" anchorCtr="0" forceAA="0" compatLnSpc="1">
+                    <a:prstTxWarp prst="textNoShape">
+                      <a:avLst/>
+                    </a:prstTxWarp>
+                    <a:noAutofit/>
+                  </wp:bodyPr>
+                </wp:wsp>
+              </a:graphicData>
+            </a:graphic>
+            <wp14:sizeRelH relativeFrom="margin">
+              <wp14:pctWidth>0%</wp14:pctWidth>
+            </wp14:sizeRelH>
+            <wp14:sizeRelV relativeFrom="margin">
+              <wp14:pctHeight>0%</wp14:pctHeight>
+            </wp14:sizeRelV>
+          </wp:anchor>
+        </w:drawing>
+      </w:r>
+      <w:r>
+        <w:rPr>
+          <w:rFonts w:ascii="Poppins" w:hAnsi="Poppins" w:cs="Poppins"/>
+          <w:noProof/>
+        </w:rPr>
+        <w:drawing>
+          <wp:anchor distT="0" distB="0" distL="114300" distR="114300" simplePos="0" relativeHeight="251684864" behindDoc="0" locked="0" layoutInCell="1" allowOverlap="1" wp14:anchorId="64449C78" wp14:editId="21F11C82">
+            <wp:simplePos x="0" y="0"/>
+            <wp:positionH relativeFrom="margin">
+              <wp:posOffset>3915340</wp:posOffset>
+            </wp:positionH>
+            <wp:positionV relativeFrom="paragraph">
+              <wp:posOffset>2514798</wp:posOffset>
+            </wp:positionV>
+            <wp:extent cx="1908083" cy="200025"/>
+            <wp:effectExtent l="0" t="0" r="16510" b="28575"/>
+            <wp:wrapNone/>
+            <wp:docPr id="180553982" name="Ellipse 1"/>
+            <wp:cNvGraphicFramePr/>
+            <a:graphic xmlns:a="http://purl.oclc.org/ooxml/drawingml/main">
+              <a:graphicData uri="http://schemas.microsoft.com/office/word/2010/wordprocessingShape">
+                <wp:wsp>
+                  <wp:cNvSpPr/>
+                  <wp:spPr>
+                    <a:xfrm>
+                      <a:off x="0" y="0"/>
+                      <a:ext cx="1908083" cy="200025"/>
+                    </a:xfrm>
+                    <a:prstGeom prst="ellipse">
+                      <a:avLst/>
+                    </a:prstGeom>
+                    <a:noFill/>
+                    <a:ln>
+                      <a:solidFill>
+                        <a:srgbClr val="C00000"/>
+                      </a:solidFill>
+                    </a:ln>
+                  </wp:spPr>
+                  <wp:style>
+                    <a:lnRef idx="2">
+                      <a:schemeClr val="accent1">
+                        <a:shade val="15%"/>
+                      </a:schemeClr>
+                    </a:lnRef>
+                    <a:fillRef idx="1">
+                      <a:schemeClr val="accent1"/>
+                    </a:fillRef>
+                    <a:effectRef idx="0">
+                      <a:schemeClr val="accent1"/>
+                    </a:effectRef>
+                    <a:fontRef idx="minor">
+                      <a:schemeClr val="lt1"/>
+                    </a:fontRef>
+                  </wp:style>
+                  <wp:bodyPr rot="0" spcFirstLastPara="0" vertOverflow="overflow" horzOverflow="overflow" vert="horz" wrap="square" lIns="91440" tIns="45720" rIns="91440" bIns="45720" numCol="1" spcCol="0" rtlCol="0" fromWordArt="0" anchor="ctr" anchorCtr="0" forceAA="0" compatLnSpc="1">
+                    <a:prstTxWarp prst="textNoShape">
+                      <a:avLst/>
+                    </a:prstTxWarp>
+                    <a:noAutofit/>
+                  </wp:bodyPr>
+                </wp:wsp>
+              </a:graphicData>
+            </a:graphic>
+            <wp14:sizeRelH relativeFrom="margin">
+              <wp14:pctWidth>0%</wp14:pctWidth>
+            </wp14:sizeRelH>
+            <wp14:sizeRelV relativeFrom="margin">
+              <wp14:pctHeight>0%</wp14:pctHeight>
+            </wp14:sizeRelV>
+          </wp:anchor>
+        </w:drawing>
+      </w:r>
       <w:r>
         <w:rPr>
           <w:rFonts w:ascii="Poppins" w:hAnsi="Poppins" w:cs="Poppins"/>
@@ -1247,26 +2427,24 @@
         <w:rPr>
           <w:rFonts w:ascii="Poppins" w:hAnsi="Poppins" w:cs="Poppins"/>
         </w:rPr>
-        <w:t xml:space="preserve">Attendez que le message suivant s’affiche </w:t>
-      </w:r>
-      <w:proofErr w:type="gramStart"/>
-      <w:r>
-        <w:rPr>
-          <w:rFonts w:ascii="Poppins" w:hAnsi="Poppins" w:cs="Poppins"/>
-        </w:rPr>
-        <w:t>ou</w:t>
-      </w:r>
-      <w:proofErr w:type="gramEnd"/>
-      <w:r>
-        <w:rPr>
-          <w:rFonts w:ascii="Poppins" w:hAnsi="Poppins" w:cs="Poppins"/>
-        </w:rPr>
-        <w:t xml:space="preserve"> redémarrer WampServer.</w:t>
+        <w:t>Attendez que le message suivant s’affiche</w:t>
+      </w:r>
+      <w:r>
+        <w:rPr>
+          <w:rFonts w:ascii="Poppins" w:hAnsi="Poppins" w:cs="Poppins"/>
+        </w:rPr>
+        <w:t xml:space="preserve">, </w:t>
+      </w:r>
+      <w:r>
+        <w:rPr>
+          <w:rFonts w:ascii="Poppins" w:hAnsi="Poppins" w:cs="Poppins"/>
+        </w:rPr>
+        <w:t>ou redémarrer WampServer.</w:t>
       </w:r>
     </w:p>
     <w:p>
       <w:pPr>
-        <w:jc w:val="both"/>
+        <w:jc w:val="center"/>
         <w:rPr>
           <w:rFonts w:ascii="Poppins" w:hAnsi="Poppins" w:cs="Poppins"/>
         </w:rPr>
@@ -1330,7 +2508,7 @@
     </w:p>
     <w:p>
       <w:pPr>
-        <w:jc w:val="both"/>
+        <w:jc w:val="center"/>
         <w:rPr>
           <w:rFonts w:ascii="Poppins" w:hAnsi="Poppins" w:cs="Poppins"/>
         </w:rPr>
@@ -1413,7 +2591,7 @@
     </w:p>
     <w:p>
       <w:pPr>
-        <w:jc w:val="both"/>
+        <w:jc w:val="center"/>
         <w:rPr>
           <w:rFonts w:ascii="Poppins" w:hAnsi="Poppins" w:cs="Poppins"/>
         </w:rPr>
@@ -1463,7 +2641,7 @@
     </w:p>
     <w:p>
       <w:pPr>
-        <w:jc w:val="both"/>
+        <w:jc w:val="center"/>
         <w:rPr>
           <w:rFonts w:ascii="Poppins" w:hAnsi="Poppins" w:cs="Poppins"/>
         </w:rPr>
@@ -1527,7 +2705,7 @@
     </w:p>
     <w:p>
       <w:pPr>
-        <w:jc w:val="both"/>
+        <w:jc w:val="center"/>
         <w:rPr>
           <w:rFonts w:ascii="Poppins" w:hAnsi="Poppins" w:cs="Poppins"/>
         </w:rPr>
@@ -1588,6 +2766,8 @@
         <w:jc w:val="both"/>
         <w:rPr>
           <w:rFonts w:ascii="Poppins" w:hAnsi="Poppins" w:cs="Poppins"/>
+          <w:b/>
+          <w:bCs/>
           <w:i/>
           <w:iCs/>
         </w:rPr>
@@ -1595,6 +2775,8 @@
       <w:r>
         <w:rPr>
           <w:rFonts w:ascii="Poppins" w:hAnsi="Poppins" w:cs="Poppins"/>
+          <w:b/>
+          <w:bCs/>
           <w:i/>
           <w:iCs/>
         </w:rPr>
@@ -1603,6 +2785,8 @@
       <w:r>
         <w:rPr>
           <w:rFonts w:ascii="Poppins" w:hAnsi="Poppins" w:cs="Poppins"/>
+          <w:b/>
+          <w:bCs/>
           <w:i/>
           <w:iCs/>
         </w:rPr>
@@ -1611,6 +2795,8 @@
       <w:r>
         <w:rPr>
           <w:rFonts w:ascii="Poppins" w:hAnsi="Poppins" w:cs="Poppins"/>
+          <w:b/>
+          <w:bCs/>
           <w:i/>
           <w:iCs/>
         </w:rPr>
@@ -1619,6 +2805,8 @@
       <w:r>
         <w:rPr>
           <w:rFonts w:ascii="Poppins" w:hAnsi="Poppins" w:cs="Poppins"/>
+          <w:b/>
+          <w:bCs/>
           <w:i/>
           <w:iCs/>
         </w:rPr>
@@ -1627,10 +2815,22 @@
       <w:r>
         <w:rPr>
           <w:rFonts w:ascii="Poppins" w:hAnsi="Poppins" w:cs="Poppins"/>
+          <w:b/>
+          <w:bCs/>
           <w:i/>
           <w:iCs/>
         </w:rPr>
-        <w:t>tialisé.</w:t>
+        <w:t>tialisé</w:t>
+      </w:r>
+      <w:r>
+        <w:rPr>
+          <w:rFonts w:ascii="Poppins" w:hAnsi="Poppins" w:cs="Poppins"/>
+          <w:b/>
+          <w:bCs/>
+          <w:i/>
+          <w:iCs/>
+        </w:rPr>
+        <w:t>. Cela est donc normal !</w:t>
       </w:r>
     </w:p>
     <w:p>
@@ -1648,7 +2848,39 @@
           <w:i/>
           <w:iCs/>
         </w:rPr>
-        <w:t>Ce qui est l’étape suivante pour lancer le projet.</w:t>
+        <w:t>Ce qui</w:t>
+      </w:r>
+      <w:r>
+        <w:rPr>
+          <w:rFonts w:ascii="Poppins" w:hAnsi="Poppins" w:cs="Poppins"/>
+          <w:i/>
+          <w:iCs/>
+        </w:rPr>
+        <w:t xml:space="preserve"> </w:t>
+      </w:r>
+      <w:r>
+        <w:rPr>
+          <w:rFonts w:ascii="Poppins" w:hAnsi="Poppins" w:cs="Poppins"/>
+          <w:i/>
+          <w:iCs/>
+        </w:rPr>
+        <w:t xml:space="preserve">est </w:t>
+      </w:r>
+      <w:r>
+        <w:rPr>
+          <w:rFonts w:ascii="Poppins" w:hAnsi="Poppins" w:cs="Poppins"/>
+          <w:i/>
+          <w:iCs/>
+        </w:rPr>
+        <w:t xml:space="preserve">aussi </w:t>
+      </w:r>
+      <w:r>
+        <w:rPr>
+          <w:rFonts w:ascii="Poppins" w:hAnsi="Poppins" w:cs="Poppins"/>
+          <w:i/>
+          <w:iCs/>
+        </w:rPr>
+        <w:t>l’étape suivante pour lancer le projet.</w:t>
       </w:r>
     </w:p>
     <w:p>
@@ -2030,6 +3262,160 @@
                 <w:rFonts w:ascii="Poppins" w:hAnsi="Poppins" w:cs="Poppins"/>
               </w:rPr>
               <w:t>Rédaction initiale du document </w:t>
+            </w:r>
+          </w:p>
+        </w:tc>
+      </w:tr>
+      <w:tr>
+        <w:trPr>
+          <w:trHeight w:val="300"/>
+        </w:trPr>
+        <w:tc>
+          <w:tcPr>
+            <w:tcW w:w="52.45pt" w:type="dxa"/>
+            <w:tcBorders>
+              <w:top w:val="single" w:sz="6" w:space="0" w:color="auto"/>
+              <w:start w:val="single" w:sz="6" w:space="0" w:color="auto"/>
+              <w:bottom w:val="single" w:sz="6" w:space="0" w:color="auto"/>
+              <w:end w:val="single" w:sz="6" w:space="0" w:color="auto"/>
+            </w:tcBorders>
+          </w:tcPr>
+          <w:p>
+            <w:pPr>
+              <w:jc w:val="both"/>
+              <w:rPr>
+                <w:rFonts w:ascii="Poppins" w:hAnsi="Poppins" w:cs="Poppins"/>
+              </w:rPr>
+            </w:pPr>
+            <w:r>
+              <w:rPr>
+                <w:rFonts w:ascii="Poppins" w:hAnsi="Poppins" w:cs="Poppins"/>
+              </w:rPr>
+              <w:t>V</w:t>
+            </w:r>
+            <w:r>
+              <w:rPr>
+                <w:rFonts w:ascii="Poppins" w:hAnsi="Poppins" w:cs="Poppins"/>
+              </w:rPr>
+              <w:t>2</w:t>
+            </w:r>
+          </w:p>
+        </w:tc>
+        <w:tc>
+          <w:tcPr>
+            <w:tcW w:w="69.40pt" w:type="dxa"/>
+            <w:tcBorders>
+              <w:top w:val="single" w:sz="6" w:space="0" w:color="auto"/>
+              <w:start w:val="single" w:sz="6" w:space="0" w:color="auto"/>
+              <w:bottom w:val="single" w:sz="6" w:space="0" w:color="auto"/>
+              <w:end w:val="single" w:sz="6" w:space="0" w:color="auto"/>
+            </w:tcBorders>
+          </w:tcPr>
+          <w:p>
+            <w:pPr>
+              <w:jc w:val="both"/>
+              <w:rPr>
+                <w:rFonts w:ascii="Poppins" w:hAnsi="Poppins" w:cs="Poppins"/>
+              </w:rPr>
+            </w:pPr>
+            <w:r>
+              <w:rPr>
+                <w:rFonts w:ascii="Poppins" w:hAnsi="Poppins" w:cs="Poppins"/>
+              </w:rPr>
+              <w:t>3</w:t>
+            </w:r>
+            <w:r>
+              <w:rPr>
+                <w:rFonts w:ascii="Poppins" w:hAnsi="Poppins" w:cs="Poppins"/>
+              </w:rPr>
+              <w:t>/0</w:t>
+            </w:r>
+            <w:r>
+              <w:rPr>
+                <w:rFonts w:ascii="Poppins" w:hAnsi="Poppins" w:cs="Poppins"/>
+              </w:rPr>
+              <w:t>3</w:t>
+            </w:r>
+            <w:r>
+              <w:rPr>
+                <w:rFonts w:ascii="Poppins" w:hAnsi="Poppins" w:cs="Poppins"/>
+              </w:rPr>
+              <w:t>/2026</w:t>
+            </w:r>
+          </w:p>
+        </w:tc>
+        <w:tc>
+          <w:tcPr>
+            <w:tcW w:w="78.45pt" w:type="dxa"/>
+            <w:tcBorders>
+              <w:top w:val="single" w:sz="6" w:space="0" w:color="auto"/>
+              <w:start w:val="single" w:sz="6" w:space="0" w:color="auto"/>
+              <w:bottom w:val="single" w:sz="6" w:space="0" w:color="auto"/>
+              <w:end w:val="single" w:sz="6" w:space="0" w:color="auto"/>
+            </w:tcBorders>
+          </w:tcPr>
+          <w:p>
+            <w:pPr>
+              <w:jc w:val="both"/>
+              <w:rPr>
+                <w:rFonts w:ascii="Poppins" w:hAnsi="Poppins" w:cs="Poppins"/>
+              </w:rPr>
+            </w:pPr>
+            <w:r>
+              <w:rPr>
+                <w:rFonts w:ascii="Poppins" w:hAnsi="Poppins" w:cs="Poppins"/>
+              </w:rPr>
+              <w:t>GARNIER J. </w:t>
+            </w:r>
+          </w:p>
+        </w:tc>
+        <w:tc>
+          <w:tcPr>
+            <w:tcW w:w="78.25pt" w:type="dxa"/>
+            <w:tcBorders>
+              <w:top w:val="single" w:sz="6" w:space="0" w:color="auto"/>
+              <w:start w:val="single" w:sz="6" w:space="0" w:color="auto"/>
+              <w:bottom w:val="single" w:sz="6" w:space="0" w:color="auto"/>
+              <w:end w:val="single" w:sz="6" w:space="0" w:color="auto"/>
+            </w:tcBorders>
+          </w:tcPr>
+          <w:p>
+            <w:pPr>
+              <w:jc w:val="both"/>
+              <w:rPr>
+                <w:rFonts w:ascii="Poppins" w:hAnsi="Poppins" w:cs="Poppins"/>
+              </w:rPr>
+            </w:pPr>
+            <w:r>
+              <w:rPr>
+                <w:rFonts w:ascii="Poppins" w:hAnsi="Poppins" w:cs="Poppins"/>
+              </w:rPr>
+              <w:t> </w:t>
+            </w:r>
+          </w:p>
+        </w:tc>
+        <w:tc>
+          <w:tcPr>
+            <w:tcW w:w="174.25pt" w:type="dxa"/>
+            <w:tcBorders>
+              <w:top w:val="single" w:sz="6" w:space="0" w:color="auto"/>
+              <w:start w:val="single" w:sz="6" w:space="0" w:color="auto"/>
+              <w:bottom w:val="single" w:sz="6" w:space="0" w:color="auto"/>
+              <w:end w:val="single" w:sz="6" w:space="0" w:color="auto"/>
+            </w:tcBorders>
+          </w:tcPr>
+          <w:p>
+            <w:pPr>
+              <w:jc w:val="both"/>
+              <w:rPr>
+                <w:rFonts w:ascii="Poppins" w:hAnsi="Poppins" w:cs="Poppins"/>
+              </w:rPr>
+            </w:pPr>
+            <w:r>
+              <w:rPr>
+                <w:rFonts w:ascii="Poppins" w:hAnsi="Poppins" w:cs="Poppins"/>
+              </w:rPr>
+              <w:t>Ajout de quelques détails</w:t>
             </w:r>
           </w:p>
         </w:tc>
